--- a/lab2/Отчет по лабораторной работе 2.docx
+++ b/lab2/Отчет по лабораторной работе 2.docx
@@ -348,18 +348,8 @@
           <w:sz w:val="28"/>
           <w:szCs w:val="28"/>
         </w:rPr>
-        <w:t xml:space="preserve">Проверил: ассистент каф. </w:t>
-      </w:r>
-      <w:proofErr w:type="spellStart"/>
-      <w:r>
-        <w:rPr>
-          <w:rFonts w:ascii="Times New Roman" w:hAnsi="Times New Roman" w:cs="Times New Roman"/>
-          <w:sz w:val="28"/>
-          <w:szCs w:val="28"/>
-        </w:rPr>
-        <w:t>ИтиС</w:t>
-      </w:r>
-      <w:proofErr w:type="spellEnd"/>
+        <w:t>Проверил: ассистент каф. ИтиС</w:t>
+      </w:r>
     </w:p>
     <w:p>
       <w:pPr>
@@ -673,33 +663,7 @@
           <w:szCs w:val="28"/>
           <w:lang w:val="en-US"/>
         </w:rPr>
-        <w:t>&lt;program&gt;             ::= &lt;</w:t>
-      </w:r>
-      <w:proofErr w:type="spellStart"/>
-      <w:r>
-        <w:rPr>
-          <w:rStyle w:val="VerbatimChar"/>
-          <w:rFonts w:ascii="Times New Roman" w:eastAsia="IBM Plex Mono" w:hAnsi="Times New Roman" w:cs="Times New Roman"/>
-          <w:bCs/>
-          <w:color w:val="000000"/>
-          <w:sz w:val="28"/>
-          <w:szCs w:val="28"/>
-          <w:lang w:val="en-US"/>
-        </w:rPr>
-        <w:t>declaration_list</w:t>
-      </w:r>
-      <w:proofErr w:type="spellEnd"/>
-      <w:r>
-        <w:rPr>
-          <w:rStyle w:val="VerbatimChar"/>
-          <w:rFonts w:ascii="Times New Roman" w:eastAsia="IBM Plex Mono" w:hAnsi="Times New Roman" w:cs="Times New Roman"/>
-          <w:bCs/>
-          <w:color w:val="000000"/>
-          <w:sz w:val="28"/>
-          <w:szCs w:val="28"/>
-          <w:lang w:val="en-US"/>
-        </w:rPr>
-        <w:t>&gt;</w:t>
+        <w:t>&lt;program&gt;             ::= &lt;declaration_list&gt;</w:t>
       </w:r>
       <w:r>
         <w:rPr>
@@ -712,33 +676,7 @@
           <w:lang w:val="en-US"/>
         </w:rPr>
         <w:br/>
-        <w:t>&lt;</w:t>
-      </w:r>
-      <w:proofErr w:type="spellStart"/>
-      <w:r>
-        <w:rPr>
-          <w:rStyle w:val="VerbatimChar"/>
-          <w:rFonts w:ascii="Times New Roman" w:eastAsia="IBM Plex Mono" w:hAnsi="Times New Roman" w:cs="Times New Roman"/>
-          <w:bCs/>
-          <w:color w:val="000000"/>
-          <w:sz w:val="28"/>
-          <w:szCs w:val="28"/>
-          <w:lang w:val="en-US"/>
-        </w:rPr>
-        <w:t>declaration_list</w:t>
-      </w:r>
-      <w:proofErr w:type="spellEnd"/>
-      <w:r>
-        <w:rPr>
-          <w:rStyle w:val="VerbatimChar"/>
-          <w:rFonts w:ascii="Times New Roman" w:eastAsia="IBM Plex Mono" w:hAnsi="Times New Roman" w:cs="Times New Roman"/>
-          <w:bCs/>
-          <w:color w:val="000000"/>
-          <w:sz w:val="28"/>
-          <w:szCs w:val="28"/>
-          <w:lang w:val="en-US"/>
-        </w:rPr>
-        <w:t>&gt;    ::= &lt;declaration&gt; { &lt;declaration&gt; }</w:t>
+        <w:t>&lt;declaration_list&gt;    ::= &lt;declaration&gt; { &lt;declaration&gt; }</w:t>
       </w:r>
       <w:r>
         <w:rPr>
@@ -751,59 +689,7 @@
           <w:lang w:val="en-US"/>
         </w:rPr>
         <w:br/>
-        <w:t>&lt;declaration&gt;         ::= &lt;</w:t>
-      </w:r>
-      <w:proofErr w:type="spellStart"/>
-      <w:r>
-        <w:rPr>
-          <w:rStyle w:val="VerbatimChar"/>
-          <w:rFonts w:ascii="Times New Roman" w:eastAsia="IBM Plex Mono" w:hAnsi="Times New Roman" w:cs="Times New Roman"/>
-          <w:bCs/>
-          <w:color w:val="000000"/>
-          <w:sz w:val="28"/>
-          <w:szCs w:val="28"/>
-          <w:lang w:val="en-US"/>
-        </w:rPr>
-        <w:t>var_decl</w:t>
-      </w:r>
-      <w:proofErr w:type="spellEnd"/>
-      <w:r>
-        <w:rPr>
-          <w:rStyle w:val="VerbatimChar"/>
-          <w:rFonts w:ascii="Times New Roman" w:eastAsia="IBM Plex Mono" w:hAnsi="Times New Roman" w:cs="Times New Roman"/>
-          <w:bCs/>
-          <w:color w:val="000000"/>
-          <w:sz w:val="28"/>
-          <w:szCs w:val="28"/>
-          <w:lang w:val="en-US"/>
-        </w:rPr>
-        <w:t>&gt; | &lt;</w:t>
-      </w:r>
-      <w:proofErr w:type="spellStart"/>
-      <w:r>
-        <w:rPr>
-          <w:rStyle w:val="VerbatimChar"/>
-          <w:rFonts w:ascii="Times New Roman" w:eastAsia="IBM Plex Mono" w:hAnsi="Times New Roman" w:cs="Times New Roman"/>
-          <w:bCs/>
-          <w:color w:val="000000"/>
-          <w:sz w:val="28"/>
-          <w:szCs w:val="28"/>
-          <w:lang w:val="en-US"/>
-        </w:rPr>
-        <w:t>func_decl</w:t>
-      </w:r>
-      <w:proofErr w:type="spellEnd"/>
-      <w:r>
-        <w:rPr>
-          <w:rStyle w:val="VerbatimChar"/>
-          <w:rFonts w:ascii="Times New Roman" w:eastAsia="IBM Plex Mono" w:hAnsi="Times New Roman" w:cs="Times New Roman"/>
-          <w:bCs/>
-          <w:color w:val="000000"/>
-          <w:sz w:val="28"/>
-          <w:szCs w:val="28"/>
-          <w:lang w:val="en-US"/>
-        </w:rPr>
-        <w:t>&gt;</w:t>
+        <w:t>&lt;declaration&gt;         ::= &lt;var_decl&gt; | &lt;func_decl&gt;</w:t>
       </w:r>
       <w:r>
         <w:rPr>
@@ -816,33 +702,7 @@
           <w:lang w:val="en-US"/>
         </w:rPr>
         <w:br/>
-        <w:t>&lt;</w:t>
-      </w:r>
-      <w:proofErr w:type="spellStart"/>
-      <w:r>
-        <w:rPr>
-          <w:rStyle w:val="VerbatimChar"/>
-          <w:rFonts w:ascii="Times New Roman" w:eastAsia="IBM Plex Mono" w:hAnsi="Times New Roman" w:cs="Times New Roman"/>
-          <w:bCs/>
-          <w:color w:val="000000"/>
-          <w:sz w:val="28"/>
-          <w:szCs w:val="28"/>
-          <w:lang w:val="en-US"/>
-        </w:rPr>
-        <w:t>var_decl</w:t>
-      </w:r>
-      <w:proofErr w:type="spellEnd"/>
-      <w:r>
-        <w:rPr>
-          <w:rStyle w:val="VerbatimChar"/>
-          <w:rFonts w:ascii="Times New Roman" w:eastAsia="IBM Plex Mono" w:hAnsi="Times New Roman" w:cs="Times New Roman"/>
-          <w:bCs/>
-          <w:color w:val="000000"/>
-          <w:sz w:val="28"/>
-          <w:szCs w:val="28"/>
-          <w:lang w:val="en-US"/>
-        </w:rPr>
-        <w:t>&gt;            ::= &lt;type&gt; &lt;id&gt; [ "=" &lt;expression&gt; ] ";"</w:t>
+        <w:t>&lt;var_decl&gt;            ::= &lt;type&gt; &lt;id&gt; [ "=" &lt;expression&gt; ] ";"</w:t>
       </w:r>
       <w:r>
         <w:rPr>
@@ -855,85 +715,7 @@
           <w:lang w:val="en-US"/>
         </w:rPr>
         <w:br/>
-        <w:t>&lt;</w:t>
-      </w:r>
-      <w:proofErr w:type="spellStart"/>
-      <w:r>
-        <w:rPr>
-          <w:rStyle w:val="VerbatimChar"/>
-          <w:rFonts w:ascii="Times New Roman" w:eastAsia="IBM Plex Mono" w:hAnsi="Times New Roman" w:cs="Times New Roman"/>
-          <w:bCs/>
-          <w:color w:val="000000"/>
-          <w:sz w:val="28"/>
-          <w:szCs w:val="28"/>
-          <w:lang w:val="en-US"/>
-        </w:rPr>
-        <w:t>func_decl</w:t>
-      </w:r>
-      <w:proofErr w:type="spellEnd"/>
-      <w:r>
-        <w:rPr>
-          <w:rStyle w:val="VerbatimChar"/>
-          <w:rFonts w:ascii="Times New Roman" w:eastAsia="IBM Plex Mono" w:hAnsi="Times New Roman" w:cs="Times New Roman"/>
-          <w:bCs/>
-          <w:color w:val="000000"/>
-          <w:sz w:val="28"/>
-          <w:szCs w:val="28"/>
-          <w:lang w:val="en-US"/>
-        </w:rPr>
-        <w:t>&gt;           ::= &lt;type&gt; &lt;id&gt; "(" [&lt;</w:t>
-      </w:r>
-      <w:proofErr w:type="spellStart"/>
-      <w:r>
-        <w:rPr>
-          <w:rStyle w:val="VerbatimChar"/>
-          <w:rFonts w:ascii="Times New Roman" w:eastAsia="IBM Plex Mono" w:hAnsi="Times New Roman" w:cs="Times New Roman"/>
-          <w:bCs/>
-          <w:color w:val="000000"/>
-          <w:sz w:val="28"/>
-          <w:szCs w:val="28"/>
-          <w:lang w:val="en-US"/>
-        </w:rPr>
-        <w:t>param_list</w:t>
-      </w:r>
-      <w:proofErr w:type="spellEnd"/>
-      <w:r>
-        <w:rPr>
-          <w:rStyle w:val="VerbatimChar"/>
-          <w:rFonts w:ascii="Times New Roman" w:eastAsia="IBM Plex Mono" w:hAnsi="Times New Roman" w:cs="Times New Roman"/>
-          <w:bCs/>
-          <w:color w:val="000000"/>
-          <w:sz w:val="28"/>
-          <w:szCs w:val="28"/>
-          <w:lang w:val="en-US"/>
-        </w:rPr>
-        <w:t>&gt;] ")" &lt;</w:t>
-      </w:r>
-      <w:proofErr w:type="spellStart"/>
-      <w:r>
-        <w:rPr>
-          <w:rStyle w:val="VerbatimChar"/>
-          <w:rFonts w:ascii="Times New Roman" w:eastAsia="IBM Plex Mono" w:hAnsi="Times New Roman" w:cs="Times New Roman"/>
-          <w:bCs/>
-          <w:color w:val="000000"/>
-          <w:sz w:val="28"/>
-          <w:szCs w:val="28"/>
-          <w:lang w:val="en-US"/>
-        </w:rPr>
-        <w:t>compound_stmt</w:t>
-      </w:r>
-      <w:proofErr w:type="spellEnd"/>
-      <w:r>
-        <w:rPr>
-          <w:rStyle w:val="VerbatimChar"/>
-          <w:rFonts w:ascii="Times New Roman" w:eastAsia="IBM Plex Mono" w:hAnsi="Times New Roman" w:cs="Times New Roman"/>
-          <w:bCs/>
-          <w:color w:val="000000"/>
-          <w:sz w:val="28"/>
-          <w:szCs w:val="28"/>
-          <w:lang w:val="en-US"/>
-        </w:rPr>
-        <w:t>&gt;</w:t>
+        <w:t>&lt;func_decl&gt;           ::= &lt;type&gt; &lt;id&gt; "(" [&lt;param_list&gt;] ")" &lt;compound_stmt&gt;</w:t>
       </w:r>
       <w:r>
         <w:rPr>
@@ -946,59 +728,7 @@
           <w:lang w:val="en-US"/>
         </w:rPr>
         <w:br/>
-        <w:t>&lt;</w:t>
-      </w:r>
-      <w:proofErr w:type="spellStart"/>
-      <w:r>
-        <w:rPr>
-          <w:rStyle w:val="VerbatimChar"/>
-          <w:rFonts w:ascii="Times New Roman" w:eastAsia="IBM Plex Mono" w:hAnsi="Times New Roman" w:cs="Times New Roman"/>
-          <w:bCs/>
-          <w:color w:val="000000"/>
-          <w:sz w:val="28"/>
-          <w:szCs w:val="28"/>
-          <w:lang w:val="en-US"/>
-        </w:rPr>
-        <w:t>compound_stmt</w:t>
-      </w:r>
-      <w:proofErr w:type="spellEnd"/>
-      <w:r>
-        <w:rPr>
-          <w:rStyle w:val="VerbatimChar"/>
-          <w:rFonts w:ascii="Times New Roman" w:eastAsia="IBM Plex Mono" w:hAnsi="Times New Roman" w:cs="Times New Roman"/>
-          <w:bCs/>
-          <w:color w:val="000000"/>
-          <w:sz w:val="28"/>
-          <w:szCs w:val="28"/>
-          <w:lang w:val="en-US"/>
-        </w:rPr>
-        <w:t>&gt;       ::= "{" &lt;</w:t>
-      </w:r>
-      <w:proofErr w:type="spellStart"/>
-      <w:r>
-        <w:rPr>
-          <w:rStyle w:val="VerbatimChar"/>
-          <w:rFonts w:ascii="Times New Roman" w:eastAsia="IBM Plex Mono" w:hAnsi="Times New Roman" w:cs="Times New Roman"/>
-          <w:bCs/>
-          <w:color w:val="000000"/>
-          <w:sz w:val="28"/>
-          <w:szCs w:val="28"/>
-          <w:lang w:val="en-US"/>
-        </w:rPr>
-        <w:t>statement_list</w:t>
-      </w:r>
-      <w:proofErr w:type="spellEnd"/>
-      <w:r>
-        <w:rPr>
-          <w:rStyle w:val="VerbatimChar"/>
-          <w:rFonts w:ascii="Times New Roman" w:eastAsia="IBM Plex Mono" w:hAnsi="Times New Roman" w:cs="Times New Roman"/>
-          <w:bCs/>
-          <w:color w:val="000000"/>
-          <w:sz w:val="28"/>
-          <w:szCs w:val="28"/>
-          <w:lang w:val="en-US"/>
-        </w:rPr>
-        <w:t>&gt; "}"</w:t>
+        <w:t>&lt;compound_stmt&gt;       ::= "{" &lt;statement_list&gt; "}"</w:t>
       </w:r>
       <w:r>
         <w:rPr>
@@ -1011,33 +741,7 @@
           <w:lang w:val="en-US"/>
         </w:rPr>
         <w:br/>
-        <w:t>&lt;</w:t>
-      </w:r>
-      <w:proofErr w:type="spellStart"/>
-      <w:r>
-        <w:rPr>
-          <w:rStyle w:val="VerbatimChar"/>
-          <w:rFonts w:ascii="Times New Roman" w:eastAsia="IBM Plex Mono" w:hAnsi="Times New Roman" w:cs="Times New Roman"/>
-          <w:bCs/>
-          <w:color w:val="000000"/>
-          <w:sz w:val="28"/>
-          <w:szCs w:val="28"/>
-          <w:lang w:val="en-US"/>
-        </w:rPr>
-        <w:t>statement_list</w:t>
-      </w:r>
-      <w:proofErr w:type="spellEnd"/>
-      <w:r>
-        <w:rPr>
-          <w:rStyle w:val="VerbatimChar"/>
-          <w:rFonts w:ascii="Times New Roman" w:eastAsia="IBM Plex Mono" w:hAnsi="Times New Roman" w:cs="Times New Roman"/>
-          <w:bCs/>
-          <w:color w:val="000000"/>
-          <w:sz w:val="28"/>
-          <w:szCs w:val="28"/>
-          <w:lang w:val="en-US"/>
-        </w:rPr>
-        <w:t>&gt;      ::= { &lt;statement&gt; }</w:t>
+        <w:t>&lt;statement_list&gt;      ::= { &lt;statement&gt; }</w:t>
       </w:r>
       <w:r>
         <w:rPr>
@@ -1050,163 +754,7 @@
           <w:lang w:val="en-US"/>
         </w:rPr>
         <w:br/>
-        <w:t>&lt;statement&gt;           ::= &lt;</w:t>
-      </w:r>
-      <w:proofErr w:type="spellStart"/>
-      <w:r>
-        <w:rPr>
-          <w:rStyle w:val="VerbatimChar"/>
-          <w:rFonts w:ascii="Times New Roman" w:eastAsia="IBM Plex Mono" w:hAnsi="Times New Roman" w:cs="Times New Roman"/>
-          <w:bCs/>
-          <w:color w:val="000000"/>
-          <w:sz w:val="28"/>
-          <w:szCs w:val="28"/>
-          <w:lang w:val="en-US"/>
-        </w:rPr>
-        <w:t>var_decl</w:t>
-      </w:r>
-      <w:proofErr w:type="spellEnd"/>
-      <w:r>
-        <w:rPr>
-          <w:rStyle w:val="VerbatimChar"/>
-          <w:rFonts w:ascii="Times New Roman" w:eastAsia="IBM Plex Mono" w:hAnsi="Times New Roman" w:cs="Times New Roman"/>
-          <w:bCs/>
-          <w:color w:val="000000"/>
-          <w:sz w:val="28"/>
-          <w:szCs w:val="28"/>
-          <w:lang w:val="en-US"/>
-        </w:rPr>
-        <w:t>&gt; | &lt;</w:t>
-      </w:r>
-      <w:proofErr w:type="spellStart"/>
-      <w:r>
-        <w:rPr>
-          <w:rStyle w:val="VerbatimChar"/>
-          <w:rFonts w:ascii="Times New Roman" w:eastAsia="IBM Plex Mono" w:hAnsi="Times New Roman" w:cs="Times New Roman"/>
-          <w:bCs/>
-          <w:color w:val="000000"/>
-          <w:sz w:val="28"/>
-          <w:szCs w:val="28"/>
-          <w:lang w:val="en-US"/>
-        </w:rPr>
-        <w:t>if_stmt</w:t>
-      </w:r>
-      <w:proofErr w:type="spellEnd"/>
-      <w:r>
-        <w:rPr>
-          <w:rStyle w:val="VerbatimChar"/>
-          <w:rFonts w:ascii="Times New Roman" w:eastAsia="IBM Plex Mono" w:hAnsi="Times New Roman" w:cs="Times New Roman"/>
-          <w:bCs/>
-          <w:color w:val="000000"/>
-          <w:sz w:val="28"/>
-          <w:szCs w:val="28"/>
-          <w:lang w:val="en-US"/>
-        </w:rPr>
-        <w:t>&gt; | &lt;</w:t>
-      </w:r>
-      <w:proofErr w:type="spellStart"/>
-      <w:r>
-        <w:rPr>
-          <w:rStyle w:val="VerbatimChar"/>
-          <w:rFonts w:ascii="Times New Roman" w:eastAsia="IBM Plex Mono" w:hAnsi="Times New Roman" w:cs="Times New Roman"/>
-          <w:bCs/>
-          <w:color w:val="000000"/>
-          <w:sz w:val="28"/>
-          <w:szCs w:val="28"/>
-          <w:lang w:val="en-US"/>
-        </w:rPr>
-        <w:t>while_stmt</w:t>
-      </w:r>
-      <w:proofErr w:type="spellEnd"/>
-      <w:r>
-        <w:rPr>
-          <w:rStyle w:val="VerbatimChar"/>
-          <w:rFonts w:ascii="Times New Roman" w:eastAsia="IBM Plex Mono" w:hAnsi="Times New Roman" w:cs="Times New Roman"/>
-          <w:bCs/>
-          <w:color w:val="000000"/>
-          <w:sz w:val="28"/>
-          <w:szCs w:val="28"/>
-          <w:lang w:val="en-US"/>
-        </w:rPr>
-        <w:t>&gt; | &lt;</w:t>
-      </w:r>
-      <w:proofErr w:type="spellStart"/>
-      <w:r>
-        <w:rPr>
-          <w:rStyle w:val="VerbatimChar"/>
-          <w:rFonts w:ascii="Times New Roman" w:eastAsia="IBM Plex Mono" w:hAnsi="Times New Roman" w:cs="Times New Roman"/>
-          <w:bCs/>
-          <w:color w:val="000000"/>
-          <w:sz w:val="28"/>
-          <w:szCs w:val="28"/>
-          <w:lang w:val="en-US"/>
-        </w:rPr>
-        <w:t>return_stmt</w:t>
-      </w:r>
-      <w:proofErr w:type="spellEnd"/>
-      <w:r>
-        <w:rPr>
-          <w:rStyle w:val="VerbatimChar"/>
-          <w:rFonts w:ascii="Times New Roman" w:eastAsia="IBM Plex Mono" w:hAnsi="Times New Roman" w:cs="Times New Roman"/>
-          <w:bCs/>
-          <w:color w:val="000000"/>
-          <w:sz w:val="28"/>
-          <w:szCs w:val="28"/>
-          <w:lang w:val="en-US"/>
-        </w:rPr>
-        <w:t>&gt; | &lt;</w:t>
-      </w:r>
-      <w:proofErr w:type="spellStart"/>
-      <w:r>
-        <w:rPr>
-          <w:rStyle w:val="VerbatimChar"/>
-          <w:rFonts w:ascii="Times New Roman" w:eastAsia="IBM Plex Mono" w:hAnsi="Times New Roman" w:cs="Times New Roman"/>
-          <w:bCs/>
-          <w:color w:val="000000"/>
-          <w:sz w:val="28"/>
-          <w:szCs w:val="28"/>
-          <w:lang w:val="en-US"/>
-        </w:rPr>
-        <w:t>expr_stmt</w:t>
-      </w:r>
-      <w:proofErr w:type="spellEnd"/>
-      <w:r>
-        <w:rPr>
-          <w:rStyle w:val="VerbatimChar"/>
-          <w:rFonts w:ascii="Times New Roman" w:eastAsia="IBM Plex Mono" w:hAnsi="Times New Roman" w:cs="Times New Roman"/>
-          <w:bCs/>
-          <w:color w:val="000000"/>
-          <w:sz w:val="28"/>
-          <w:szCs w:val="28"/>
-          <w:lang w:val="en-US"/>
-        </w:rPr>
-        <w:t>&gt; | &lt;</w:t>
-      </w:r>
-      <w:proofErr w:type="spellStart"/>
-      <w:r>
-        <w:rPr>
-          <w:rStyle w:val="VerbatimChar"/>
-          <w:rFonts w:ascii="Times New Roman" w:eastAsia="IBM Plex Mono" w:hAnsi="Times New Roman" w:cs="Times New Roman"/>
-          <w:bCs/>
-          <w:color w:val="000000"/>
-          <w:sz w:val="28"/>
-          <w:szCs w:val="28"/>
-          <w:lang w:val="en-US"/>
-        </w:rPr>
-        <w:t>compound_stmt</w:t>
-      </w:r>
-      <w:proofErr w:type="spellEnd"/>
-      <w:r>
-        <w:rPr>
-          <w:rStyle w:val="VerbatimChar"/>
-          <w:rFonts w:ascii="Times New Roman" w:eastAsia="IBM Plex Mono" w:hAnsi="Times New Roman" w:cs="Times New Roman"/>
-          <w:bCs/>
-          <w:color w:val="000000"/>
-          <w:sz w:val="28"/>
-          <w:szCs w:val="28"/>
-          <w:lang w:val="en-US"/>
-        </w:rPr>
-        <w:t>&gt;</w:t>
+        <w:t>&lt;statement&gt;           ::= &lt;var_decl&gt; | &lt;if_stmt&gt; | &lt;while_stmt&gt; | &lt;return_stmt&gt; | &lt;expr_stmt&gt; | &lt;compound_stmt&gt;</w:t>
       </w:r>
       <w:r>
         <w:rPr>
@@ -1219,33 +767,7 @@
           <w:lang w:val="en-US"/>
         </w:rPr>
         <w:br/>
-        <w:t>&lt;</w:t>
-      </w:r>
-      <w:proofErr w:type="spellStart"/>
-      <w:r>
-        <w:rPr>
-          <w:rStyle w:val="VerbatimChar"/>
-          <w:rFonts w:ascii="Times New Roman" w:eastAsia="IBM Plex Mono" w:hAnsi="Times New Roman" w:cs="Times New Roman"/>
-          <w:bCs/>
-          <w:color w:val="000000"/>
-          <w:sz w:val="28"/>
-          <w:szCs w:val="28"/>
-          <w:lang w:val="en-US"/>
-        </w:rPr>
-        <w:t>if_stmt</w:t>
-      </w:r>
-      <w:proofErr w:type="spellEnd"/>
-      <w:r>
-        <w:rPr>
-          <w:rStyle w:val="VerbatimChar"/>
-          <w:rFonts w:ascii="Times New Roman" w:eastAsia="IBM Plex Mono" w:hAnsi="Times New Roman" w:cs="Times New Roman"/>
-          <w:bCs/>
-          <w:color w:val="000000"/>
-          <w:sz w:val="28"/>
-          <w:szCs w:val="28"/>
-          <w:lang w:val="en-US"/>
-        </w:rPr>
-        <w:t>&gt;             ::= "if" "(" &lt;expression&gt; ")" &lt;statement&gt; [ "else" &lt;statement&gt; ]</w:t>
+        <w:t>&lt;if_stmt&gt;             ::= "if" "(" &lt;expression&gt; ")" &lt;statement&gt; [ "else" &lt;statement&gt; ]</w:t>
       </w:r>
       <w:r>
         <w:rPr>
@@ -1258,33 +780,7 @@
           <w:lang w:val="en-US"/>
         </w:rPr>
         <w:br/>
-        <w:t>&lt;</w:t>
-      </w:r>
-      <w:proofErr w:type="spellStart"/>
-      <w:r>
-        <w:rPr>
-          <w:rStyle w:val="VerbatimChar"/>
-          <w:rFonts w:ascii="Times New Roman" w:eastAsia="IBM Plex Mono" w:hAnsi="Times New Roman" w:cs="Times New Roman"/>
-          <w:bCs/>
-          <w:color w:val="000000"/>
-          <w:sz w:val="28"/>
-          <w:szCs w:val="28"/>
-          <w:lang w:val="en-US"/>
-        </w:rPr>
-        <w:t>while_stmt</w:t>
-      </w:r>
-      <w:proofErr w:type="spellEnd"/>
-      <w:r>
-        <w:rPr>
-          <w:rStyle w:val="VerbatimChar"/>
-          <w:rFonts w:ascii="Times New Roman" w:eastAsia="IBM Plex Mono" w:hAnsi="Times New Roman" w:cs="Times New Roman"/>
-          <w:bCs/>
-          <w:color w:val="000000"/>
-          <w:sz w:val="28"/>
-          <w:szCs w:val="28"/>
-          <w:lang w:val="en-US"/>
-        </w:rPr>
-        <w:t>&gt;          ::= "while" "(" &lt;expression&gt; ")" &lt;statement&gt;</w:t>
+        <w:t>&lt;while_stmt&gt;          ::= "while" "(" &lt;expression&gt; ")" &lt;statement&gt;</w:t>
       </w:r>
       <w:r>
         <w:rPr>
@@ -1297,33 +793,7 @@
           <w:lang w:val="en-US"/>
         </w:rPr>
         <w:br/>
-        <w:t>&lt;</w:t>
-      </w:r>
-      <w:proofErr w:type="spellStart"/>
-      <w:r>
-        <w:rPr>
-          <w:rStyle w:val="VerbatimChar"/>
-          <w:rFonts w:ascii="Times New Roman" w:eastAsia="IBM Plex Mono" w:hAnsi="Times New Roman" w:cs="Times New Roman"/>
-          <w:bCs/>
-          <w:color w:val="000000"/>
-          <w:sz w:val="28"/>
-          <w:szCs w:val="28"/>
-          <w:lang w:val="en-US"/>
-        </w:rPr>
-        <w:t>return_stmt</w:t>
-      </w:r>
-      <w:proofErr w:type="spellEnd"/>
-      <w:r>
-        <w:rPr>
-          <w:rStyle w:val="VerbatimChar"/>
-          <w:rFonts w:ascii="Times New Roman" w:eastAsia="IBM Plex Mono" w:hAnsi="Times New Roman" w:cs="Times New Roman"/>
-          <w:bCs/>
-          <w:color w:val="000000"/>
-          <w:sz w:val="28"/>
-          <w:szCs w:val="28"/>
-          <w:lang w:val="en-US"/>
-        </w:rPr>
-        <w:t>&gt;         ::= "return" [ &lt;expression&gt; ] ";"</w:t>
+        <w:t>&lt;return_stmt&gt;         ::= "return" [ &lt;expression&gt; ] ";"</w:t>
       </w:r>
       <w:r>
         <w:rPr>
@@ -1336,33 +806,7 @@
           <w:lang w:val="en-US"/>
         </w:rPr>
         <w:br/>
-        <w:t>&lt;</w:t>
-      </w:r>
-      <w:proofErr w:type="spellStart"/>
-      <w:r>
-        <w:rPr>
-          <w:rStyle w:val="VerbatimChar"/>
-          <w:rFonts w:ascii="Times New Roman" w:eastAsia="IBM Plex Mono" w:hAnsi="Times New Roman" w:cs="Times New Roman"/>
-          <w:bCs/>
-          <w:color w:val="000000"/>
-          <w:sz w:val="28"/>
-          <w:szCs w:val="28"/>
-          <w:lang w:val="en-US"/>
-        </w:rPr>
-        <w:t>expr_stmt</w:t>
-      </w:r>
-      <w:proofErr w:type="spellEnd"/>
-      <w:r>
-        <w:rPr>
-          <w:rStyle w:val="VerbatimChar"/>
-          <w:rFonts w:ascii="Times New Roman" w:eastAsia="IBM Plex Mono" w:hAnsi="Times New Roman" w:cs="Times New Roman"/>
-          <w:bCs/>
-          <w:color w:val="000000"/>
-          <w:sz w:val="28"/>
-          <w:szCs w:val="28"/>
-          <w:lang w:val="en-US"/>
-        </w:rPr>
-        <w:t>&gt;           ::= &lt;expression&gt; ";"</w:t>
+        <w:t>&lt;expr_stmt&gt;           ::= &lt;expression&gt; ";"</w:t>
       </w:r>
       <w:r>
         <w:rPr>
@@ -1388,33 +832,7 @@
           <w:lang w:val="en-US"/>
         </w:rPr>
         <w:br/>
-        <w:t>&lt;assignment&gt;          ::= &lt;</w:t>
-      </w:r>
-      <w:proofErr w:type="spellStart"/>
-      <w:r>
-        <w:rPr>
-          <w:rStyle w:val="VerbatimChar"/>
-          <w:rFonts w:ascii="Times New Roman" w:eastAsia="IBM Plex Mono" w:hAnsi="Times New Roman" w:cs="Times New Roman"/>
-          <w:bCs/>
-          <w:color w:val="000000"/>
-          <w:sz w:val="28"/>
-          <w:szCs w:val="28"/>
-          <w:lang w:val="en-US"/>
-        </w:rPr>
-        <w:t>logical_or_expr</w:t>
-      </w:r>
-      <w:proofErr w:type="spellEnd"/>
-      <w:r>
-        <w:rPr>
-          <w:rStyle w:val="VerbatimChar"/>
-          <w:rFonts w:ascii="Times New Roman" w:eastAsia="IBM Plex Mono" w:hAnsi="Times New Roman" w:cs="Times New Roman"/>
-          <w:bCs/>
-          <w:color w:val="000000"/>
-          <w:sz w:val="28"/>
-          <w:szCs w:val="28"/>
-          <w:lang w:val="en-US"/>
-        </w:rPr>
-        <w:t>&gt; [ "=" &lt;assignment&gt; ]</w:t>
+        <w:t>&lt;assignment&gt;          ::= &lt;logical_or_expr&gt; [ "=" &lt;assignment&gt; ]</w:t>
       </w:r>
       <w:r>
         <w:rPr>
@@ -1427,85 +845,7 @@
           <w:lang w:val="en-US"/>
         </w:rPr>
         <w:br/>
-        <w:t>&lt;</w:t>
-      </w:r>
-      <w:proofErr w:type="spellStart"/>
-      <w:r>
-        <w:rPr>
-          <w:rStyle w:val="VerbatimChar"/>
-          <w:rFonts w:ascii="Times New Roman" w:eastAsia="IBM Plex Mono" w:hAnsi="Times New Roman" w:cs="Times New Roman"/>
-          <w:bCs/>
-          <w:color w:val="000000"/>
-          <w:sz w:val="28"/>
-          <w:szCs w:val="28"/>
-          <w:lang w:val="en-US"/>
-        </w:rPr>
-        <w:t>logical_or_expr</w:t>
-      </w:r>
-      <w:proofErr w:type="spellEnd"/>
-      <w:r>
-        <w:rPr>
-          <w:rStyle w:val="VerbatimChar"/>
-          <w:rFonts w:ascii="Times New Roman" w:eastAsia="IBM Plex Mono" w:hAnsi="Times New Roman" w:cs="Times New Roman"/>
-          <w:bCs/>
-          <w:color w:val="000000"/>
-          <w:sz w:val="28"/>
-          <w:szCs w:val="28"/>
-          <w:lang w:val="en-US"/>
-        </w:rPr>
-        <w:t>&gt;     ::= &lt;</w:t>
-      </w:r>
-      <w:proofErr w:type="spellStart"/>
-      <w:r>
-        <w:rPr>
-          <w:rStyle w:val="VerbatimChar"/>
-          <w:rFonts w:ascii="Times New Roman" w:eastAsia="IBM Plex Mono" w:hAnsi="Times New Roman" w:cs="Times New Roman"/>
-          <w:bCs/>
-          <w:color w:val="000000"/>
-          <w:sz w:val="28"/>
-          <w:szCs w:val="28"/>
-          <w:lang w:val="en-US"/>
-        </w:rPr>
-        <w:t>logical_and_expr</w:t>
-      </w:r>
-      <w:proofErr w:type="spellEnd"/>
-      <w:r>
-        <w:rPr>
-          <w:rStyle w:val="VerbatimChar"/>
-          <w:rFonts w:ascii="Times New Roman" w:eastAsia="IBM Plex Mono" w:hAnsi="Times New Roman" w:cs="Times New Roman"/>
-          <w:bCs/>
-          <w:color w:val="000000"/>
-          <w:sz w:val="28"/>
-          <w:szCs w:val="28"/>
-          <w:lang w:val="en-US"/>
-        </w:rPr>
-        <w:t>&gt; { "||" &lt;</w:t>
-      </w:r>
-      <w:proofErr w:type="spellStart"/>
-      <w:r>
-        <w:rPr>
-          <w:rStyle w:val="VerbatimChar"/>
-          <w:rFonts w:ascii="Times New Roman" w:eastAsia="IBM Plex Mono" w:hAnsi="Times New Roman" w:cs="Times New Roman"/>
-          <w:bCs/>
-          <w:color w:val="000000"/>
-          <w:sz w:val="28"/>
-          <w:szCs w:val="28"/>
-          <w:lang w:val="en-US"/>
-        </w:rPr>
-        <w:t>logical_and_expr</w:t>
-      </w:r>
-      <w:proofErr w:type="spellEnd"/>
-      <w:r>
-        <w:rPr>
-          <w:rStyle w:val="VerbatimChar"/>
-          <w:rFonts w:ascii="Times New Roman" w:eastAsia="IBM Plex Mono" w:hAnsi="Times New Roman" w:cs="Times New Roman"/>
-          <w:bCs/>
-          <w:color w:val="000000"/>
-          <w:sz w:val="28"/>
-          <w:szCs w:val="28"/>
-          <w:lang w:val="en-US"/>
-        </w:rPr>
-        <w:t>&gt; }</w:t>
+        <w:t>&lt;logical_or_expr&gt;     ::= &lt;logical_and_expr&gt; { "||" &lt;logical_and_expr&gt; }</w:t>
       </w:r>
       <w:r>
         <w:rPr>
@@ -1518,85 +858,7 @@
           <w:lang w:val="en-US"/>
         </w:rPr>
         <w:br/>
-        <w:t>&lt;</w:t>
-      </w:r>
-      <w:proofErr w:type="spellStart"/>
-      <w:r>
-        <w:rPr>
-          <w:rStyle w:val="VerbatimChar"/>
-          <w:rFonts w:ascii="Times New Roman" w:eastAsia="IBM Plex Mono" w:hAnsi="Times New Roman" w:cs="Times New Roman"/>
-          <w:bCs/>
-          <w:color w:val="000000"/>
-          <w:sz w:val="28"/>
-          <w:szCs w:val="28"/>
-          <w:lang w:val="en-US"/>
-        </w:rPr>
-        <w:t>logical_and_expr</w:t>
-      </w:r>
-      <w:proofErr w:type="spellEnd"/>
-      <w:r>
-        <w:rPr>
-          <w:rStyle w:val="VerbatimChar"/>
-          <w:rFonts w:ascii="Times New Roman" w:eastAsia="IBM Plex Mono" w:hAnsi="Times New Roman" w:cs="Times New Roman"/>
-          <w:bCs/>
-          <w:color w:val="000000"/>
-          <w:sz w:val="28"/>
-          <w:szCs w:val="28"/>
-          <w:lang w:val="en-US"/>
-        </w:rPr>
-        <w:t>&gt;    ::= &lt;</w:t>
-      </w:r>
-      <w:proofErr w:type="spellStart"/>
-      <w:r>
-        <w:rPr>
-          <w:rStyle w:val="VerbatimChar"/>
-          <w:rFonts w:ascii="Times New Roman" w:eastAsia="IBM Plex Mono" w:hAnsi="Times New Roman" w:cs="Times New Roman"/>
-          <w:bCs/>
-          <w:color w:val="000000"/>
-          <w:sz w:val="28"/>
-          <w:szCs w:val="28"/>
-          <w:lang w:val="en-US"/>
-        </w:rPr>
-        <w:t>equality_expr</w:t>
-      </w:r>
-      <w:proofErr w:type="spellEnd"/>
-      <w:r>
-        <w:rPr>
-          <w:rStyle w:val="VerbatimChar"/>
-          <w:rFonts w:ascii="Times New Roman" w:eastAsia="IBM Plex Mono" w:hAnsi="Times New Roman" w:cs="Times New Roman"/>
-          <w:bCs/>
-          <w:color w:val="000000"/>
-          <w:sz w:val="28"/>
-          <w:szCs w:val="28"/>
-          <w:lang w:val="en-US"/>
-        </w:rPr>
-        <w:t>&gt; { "&amp;&amp;" &lt;</w:t>
-      </w:r>
-      <w:proofErr w:type="spellStart"/>
-      <w:r>
-        <w:rPr>
-          <w:rStyle w:val="VerbatimChar"/>
-          <w:rFonts w:ascii="Times New Roman" w:eastAsia="IBM Plex Mono" w:hAnsi="Times New Roman" w:cs="Times New Roman"/>
-          <w:bCs/>
-          <w:color w:val="000000"/>
-          <w:sz w:val="28"/>
-          <w:szCs w:val="28"/>
-          <w:lang w:val="en-US"/>
-        </w:rPr>
-        <w:t>equality_expr</w:t>
-      </w:r>
-      <w:proofErr w:type="spellEnd"/>
-      <w:r>
-        <w:rPr>
-          <w:rStyle w:val="VerbatimChar"/>
-          <w:rFonts w:ascii="Times New Roman" w:eastAsia="IBM Plex Mono" w:hAnsi="Times New Roman" w:cs="Times New Roman"/>
-          <w:bCs/>
-          <w:color w:val="000000"/>
-          <w:sz w:val="28"/>
-          <w:szCs w:val="28"/>
-          <w:lang w:val="en-US"/>
-        </w:rPr>
-        <w:t>&gt; }</w:t>
+        <w:t>&lt;logical_and_expr&gt;    ::= &lt;equality_expr&gt; { "&amp;&amp;" &lt;equality_expr&gt; }</w:t>
       </w:r>
       <w:r>
         <w:rPr>
@@ -1621,85 +883,7 @@
           <w:lang w:val="en-US"/>
         </w:rPr>
         <w:lastRenderedPageBreak/>
-        <w:t>&lt;</w:t>
-      </w:r>
-      <w:proofErr w:type="spellStart"/>
-      <w:r>
-        <w:rPr>
-          <w:rStyle w:val="VerbatimChar"/>
-          <w:rFonts w:ascii="Times New Roman" w:eastAsia="IBM Plex Mono" w:hAnsi="Times New Roman" w:cs="Times New Roman"/>
-          <w:bCs/>
-          <w:color w:val="000000"/>
-          <w:sz w:val="28"/>
-          <w:szCs w:val="28"/>
-          <w:lang w:val="en-US"/>
-        </w:rPr>
-        <w:t>equality_expr</w:t>
-      </w:r>
-      <w:proofErr w:type="spellEnd"/>
-      <w:r>
-        <w:rPr>
-          <w:rStyle w:val="VerbatimChar"/>
-          <w:rFonts w:ascii="Times New Roman" w:eastAsia="IBM Plex Mono" w:hAnsi="Times New Roman" w:cs="Times New Roman"/>
-          <w:bCs/>
-          <w:color w:val="000000"/>
-          <w:sz w:val="28"/>
-          <w:szCs w:val="28"/>
-          <w:lang w:val="en-US"/>
-        </w:rPr>
-        <w:t>&gt;       ::= &lt;</w:t>
-      </w:r>
-      <w:proofErr w:type="spellStart"/>
-      <w:r>
-        <w:rPr>
-          <w:rStyle w:val="VerbatimChar"/>
-          <w:rFonts w:ascii="Times New Roman" w:eastAsia="IBM Plex Mono" w:hAnsi="Times New Roman" w:cs="Times New Roman"/>
-          <w:bCs/>
-          <w:color w:val="000000"/>
-          <w:sz w:val="28"/>
-          <w:szCs w:val="28"/>
-          <w:lang w:val="en-US"/>
-        </w:rPr>
-        <w:t>relational_expr</w:t>
-      </w:r>
-      <w:proofErr w:type="spellEnd"/>
-      <w:r>
-        <w:rPr>
-          <w:rStyle w:val="VerbatimChar"/>
-          <w:rFonts w:ascii="Times New Roman" w:eastAsia="IBM Plex Mono" w:hAnsi="Times New Roman" w:cs="Times New Roman"/>
-          <w:bCs/>
-          <w:color w:val="000000"/>
-          <w:sz w:val="28"/>
-          <w:szCs w:val="28"/>
-          <w:lang w:val="en-US"/>
-        </w:rPr>
-        <w:t>&gt; { ("=="|"!=") &lt;</w:t>
-      </w:r>
-      <w:proofErr w:type="spellStart"/>
-      <w:r>
-        <w:rPr>
-          <w:rStyle w:val="VerbatimChar"/>
-          <w:rFonts w:ascii="Times New Roman" w:eastAsia="IBM Plex Mono" w:hAnsi="Times New Roman" w:cs="Times New Roman"/>
-          <w:bCs/>
-          <w:color w:val="000000"/>
-          <w:sz w:val="28"/>
-          <w:szCs w:val="28"/>
-          <w:lang w:val="en-US"/>
-        </w:rPr>
-        <w:t>relational_expr</w:t>
-      </w:r>
-      <w:proofErr w:type="spellEnd"/>
-      <w:r>
-        <w:rPr>
-          <w:rStyle w:val="VerbatimChar"/>
-          <w:rFonts w:ascii="Times New Roman" w:eastAsia="IBM Plex Mono" w:hAnsi="Times New Roman" w:cs="Times New Roman"/>
-          <w:bCs/>
-          <w:color w:val="000000"/>
-          <w:sz w:val="28"/>
-          <w:szCs w:val="28"/>
-          <w:lang w:val="en-US"/>
-        </w:rPr>
-        <w:t>&gt; }</w:t>
+        <w:t>&lt;equality_expr&gt;       ::= &lt;relational_expr&gt; { ("=="|"!=") &lt;relational_expr&gt; }</w:t>
       </w:r>
       <w:r>
         <w:rPr>
@@ -1712,85 +896,7 @@
           <w:lang w:val="en-US"/>
         </w:rPr>
         <w:br/>
-        <w:t>&lt;</w:t>
-      </w:r>
-      <w:proofErr w:type="spellStart"/>
-      <w:r>
-        <w:rPr>
-          <w:rStyle w:val="VerbatimChar"/>
-          <w:rFonts w:ascii="Times New Roman" w:eastAsia="IBM Plex Mono" w:hAnsi="Times New Roman" w:cs="Times New Roman"/>
-          <w:bCs/>
-          <w:color w:val="000000"/>
-          <w:sz w:val="28"/>
-          <w:szCs w:val="28"/>
-          <w:lang w:val="en-US"/>
-        </w:rPr>
-        <w:t>relational_expr</w:t>
-      </w:r>
-      <w:proofErr w:type="spellEnd"/>
-      <w:r>
-        <w:rPr>
-          <w:rStyle w:val="VerbatimChar"/>
-          <w:rFonts w:ascii="Times New Roman" w:eastAsia="IBM Plex Mono" w:hAnsi="Times New Roman" w:cs="Times New Roman"/>
-          <w:bCs/>
-          <w:color w:val="000000"/>
-          <w:sz w:val="28"/>
-          <w:szCs w:val="28"/>
-          <w:lang w:val="en-US"/>
-        </w:rPr>
-        <w:t>&gt;     ::= &lt;</w:t>
-      </w:r>
-      <w:proofErr w:type="spellStart"/>
-      <w:r>
-        <w:rPr>
-          <w:rStyle w:val="VerbatimChar"/>
-          <w:rFonts w:ascii="Times New Roman" w:eastAsia="IBM Plex Mono" w:hAnsi="Times New Roman" w:cs="Times New Roman"/>
-          <w:bCs/>
-          <w:color w:val="000000"/>
-          <w:sz w:val="28"/>
-          <w:szCs w:val="28"/>
-          <w:lang w:val="en-US"/>
-        </w:rPr>
-        <w:t>additive_expr</w:t>
-      </w:r>
-      <w:proofErr w:type="spellEnd"/>
-      <w:r>
-        <w:rPr>
-          <w:rStyle w:val="VerbatimChar"/>
-          <w:rFonts w:ascii="Times New Roman" w:eastAsia="IBM Plex Mono" w:hAnsi="Times New Roman" w:cs="Times New Roman"/>
-          <w:bCs/>
-          <w:color w:val="000000"/>
-          <w:sz w:val="28"/>
-          <w:szCs w:val="28"/>
-          <w:lang w:val="en-US"/>
-        </w:rPr>
-        <w:t>&gt; { ("&lt;" | "&gt;" | "&lt;=" | "&gt;=") &lt;</w:t>
-      </w:r>
-      <w:proofErr w:type="spellStart"/>
-      <w:r>
-        <w:rPr>
-          <w:rStyle w:val="VerbatimChar"/>
-          <w:rFonts w:ascii="Times New Roman" w:eastAsia="IBM Plex Mono" w:hAnsi="Times New Roman" w:cs="Times New Roman"/>
-          <w:bCs/>
-          <w:color w:val="000000"/>
-          <w:sz w:val="28"/>
-          <w:szCs w:val="28"/>
-          <w:lang w:val="en-US"/>
-        </w:rPr>
-        <w:t>additive_expr</w:t>
-      </w:r>
-      <w:proofErr w:type="spellEnd"/>
-      <w:r>
-        <w:rPr>
-          <w:rStyle w:val="VerbatimChar"/>
-          <w:rFonts w:ascii="Times New Roman" w:eastAsia="IBM Plex Mono" w:hAnsi="Times New Roman" w:cs="Times New Roman"/>
-          <w:bCs/>
-          <w:color w:val="000000"/>
-          <w:sz w:val="28"/>
-          <w:szCs w:val="28"/>
-          <w:lang w:val="en-US"/>
-        </w:rPr>
-        <w:t>&gt; }</w:t>
+        <w:t>&lt;relational_expr&gt;     ::= &lt;additive_expr&gt; { ("&lt;" | "&gt;" | "&lt;=" | "&gt;=") &lt;additive_expr&gt; }</w:t>
       </w:r>
       <w:r>
         <w:rPr>
@@ -1803,85 +909,7 @@
           <w:lang w:val="en-US"/>
         </w:rPr>
         <w:br/>
-        <w:t>&lt;</w:t>
-      </w:r>
-      <w:proofErr w:type="spellStart"/>
-      <w:r>
-        <w:rPr>
-          <w:rStyle w:val="VerbatimChar"/>
-          <w:rFonts w:ascii="Times New Roman" w:eastAsia="IBM Plex Mono" w:hAnsi="Times New Roman" w:cs="Times New Roman"/>
-          <w:bCs/>
-          <w:color w:val="000000"/>
-          <w:sz w:val="28"/>
-          <w:szCs w:val="28"/>
-          <w:lang w:val="en-US"/>
-        </w:rPr>
-        <w:t>additive_expr</w:t>
-      </w:r>
-      <w:proofErr w:type="spellEnd"/>
-      <w:r>
-        <w:rPr>
-          <w:rStyle w:val="VerbatimChar"/>
-          <w:rFonts w:ascii="Times New Roman" w:eastAsia="IBM Plex Mono" w:hAnsi="Times New Roman" w:cs="Times New Roman"/>
-          <w:bCs/>
-          <w:color w:val="000000"/>
-          <w:sz w:val="28"/>
-          <w:szCs w:val="28"/>
-          <w:lang w:val="en-US"/>
-        </w:rPr>
-        <w:t>&gt;       ::= &lt;</w:t>
-      </w:r>
-      <w:proofErr w:type="spellStart"/>
-      <w:r>
-        <w:rPr>
-          <w:rStyle w:val="VerbatimChar"/>
-          <w:rFonts w:ascii="Times New Roman" w:eastAsia="IBM Plex Mono" w:hAnsi="Times New Roman" w:cs="Times New Roman"/>
-          <w:bCs/>
-          <w:color w:val="000000"/>
-          <w:sz w:val="28"/>
-          <w:szCs w:val="28"/>
-          <w:lang w:val="en-US"/>
-        </w:rPr>
-        <w:t>multiplicative_expr</w:t>
-      </w:r>
-      <w:proofErr w:type="spellEnd"/>
-      <w:r>
-        <w:rPr>
-          <w:rStyle w:val="VerbatimChar"/>
-          <w:rFonts w:ascii="Times New Roman" w:eastAsia="IBM Plex Mono" w:hAnsi="Times New Roman" w:cs="Times New Roman"/>
-          <w:bCs/>
-          <w:color w:val="000000"/>
-          <w:sz w:val="28"/>
-          <w:szCs w:val="28"/>
-          <w:lang w:val="en-US"/>
-        </w:rPr>
-        <w:t>&gt; { ("+"|"-") &lt;</w:t>
-      </w:r>
-      <w:proofErr w:type="spellStart"/>
-      <w:r>
-        <w:rPr>
-          <w:rStyle w:val="VerbatimChar"/>
-          <w:rFonts w:ascii="Times New Roman" w:eastAsia="IBM Plex Mono" w:hAnsi="Times New Roman" w:cs="Times New Roman"/>
-          <w:bCs/>
-          <w:color w:val="000000"/>
-          <w:sz w:val="28"/>
-          <w:szCs w:val="28"/>
-          <w:lang w:val="en-US"/>
-        </w:rPr>
-        <w:t>multiplicative_expr</w:t>
-      </w:r>
-      <w:proofErr w:type="spellEnd"/>
-      <w:r>
-        <w:rPr>
-          <w:rStyle w:val="VerbatimChar"/>
-          <w:rFonts w:ascii="Times New Roman" w:eastAsia="IBM Plex Mono" w:hAnsi="Times New Roman" w:cs="Times New Roman"/>
-          <w:bCs/>
-          <w:color w:val="000000"/>
-          <w:sz w:val="28"/>
-          <w:szCs w:val="28"/>
-          <w:lang w:val="en-US"/>
-        </w:rPr>
-        <w:t>&gt; }</w:t>
+        <w:t>&lt;additive_expr&gt;       ::= &lt;multiplicative_expr&gt; { ("+"|"-") &lt;multiplicative_expr&gt; }</w:t>
       </w:r>
       <w:r>
         <w:rPr>
@@ -1894,85 +922,7 @@
           <w:lang w:val="en-US"/>
         </w:rPr>
         <w:br/>
-        <w:t>&lt;</w:t>
-      </w:r>
-      <w:proofErr w:type="spellStart"/>
-      <w:r>
-        <w:rPr>
-          <w:rStyle w:val="VerbatimChar"/>
-          <w:rFonts w:ascii="Times New Roman" w:eastAsia="IBM Plex Mono" w:hAnsi="Times New Roman" w:cs="Times New Roman"/>
-          <w:bCs/>
-          <w:color w:val="000000"/>
-          <w:sz w:val="28"/>
-          <w:szCs w:val="28"/>
-          <w:lang w:val="en-US"/>
-        </w:rPr>
-        <w:t>multiplicative_expr</w:t>
-      </w:r>
-      <w:proofErr w:type="spellEnd"/>
-      <w:r>
-        <w:rPr>
-          <w:rStyle w:val="VerbatimChar"/>
-          <w:rFonts w:ascii="Times New Roman" w:eastAsia="IBM Plex Mono" w:hAnsi="Times New Roman" w:cs="Times New Roman"/>
-          <w:bCs/>
-          <w:color w:val="000000"/>
-          <w:sz w:val="28"/>
-          <w:szCs w:val="28"/>
-          <w:lang w:val="en-US"/>
-        </w:rPr>
-        <w:t>&gt; ::= &lt;</w:t>
-      </w:r>
-      <w:proofErr w:type="spellStart"/>
-      <w:r>
-        <w:rPr>
-          <w:rStyle w:val="VerbatimChar"/>
-          <w:rFonts w:ascii="Times New Roman" w:eastAsia="IBM Plex Mono" w:hAnsi="Times New Roman" w:cs="Times New Roman"/>
-          <w:bCs/>
-          <w:color w:val="000000"/>
-          <w:sz w:val="28"/>
-          <w:szCs w:val="28"/>
-          <w:lang w:val="en-US"/>
-        </w:rPr>
-        <w:t>unary_expr</w:t>
-      </w:r>
-      <w:proofErr w:type="spellEnd"/>
-      <w:r>
-        <w:rPr>
-          <w:rStyle w:val="VerbatimChar"/>
-          <w:rFonts w:ascii="Times New Roman" w:eastAsia="IBM Plex Mono" w:hAnsi="Times New Roman" w:cs="Times New Roman"/>
-          <w:bCs/>
-          <w:color w:val="000000"/>
-          <w:sz w:val="28"/>
-          <w:szCs w:val="28"/>
-          <w:lang w:val="en-US"/>
-        </w:rPr>
-        <w:t>&gt; { ("*"|"/"|"%") &lt;</w:t>
-      </w:r>
-      <w:proofErr w:type="spellStart"/>
-      <w:r>
-        <w:rPr>
-          <w:rStyle w:val="VerbatimChar"/>
-          <w:rFonts w:ascii="Times New Roman" w:eastAsia="IBM Plex Mono" w:hAnsi="Times New Roman" w:cs="Times New Roman"/>
-          <w:bCs/>
-          <w:color w:val="000000"/>
-          <w:sz w:val="28"/>
-          <w:szCs w:val="28"/>
-          <w:lang w:val="en-US"/>
-        </w:rPr>
-        <w:t>unary_expr</w:t>
-      </w:r>
-      <w:proofErr w:type="spellEnd"/>
-      <w:r>
-        <w:rPr>
-          <w:rStyle w:val="VerbatimChar"/>
-          <w:rFonts w:ascii="Times New Roman" w:eastAsia="IBM Plex Mono" w:hAnsi="Times New Roman" w:cs="Times New Roman"/>
-          <w:bCs/>
-          <w:color w:val="000000"/>
-          <w:sz w:val="28"/>
-          <w:szCs w:val="28"/>
-          <w:lang w:val="en-US"/>
-        </w:rPr>
-        <w:t>&gt; }</w:t>
+        <w:t>&lt;multiplicative_expr&gt; ::= &lt;unary_expr&gt; { ("*"|"/"|"%") &lt;unary_expr&gt; }</w:t>
       </w:r>
       <w:r>
         <w:rPr>
@@ -1985,59 +935,7 @@
           <w:lang w:val="en-US"/>
         </w:rPr>
         <w:br/>
-        <w:t>&lt;</w:t>
-      </w:r>
-      <w:proofErr w:type="spellStart"/>
-      <w:r>
-        <w:rPr>
-          <w:rStyle w:val="VerbatimChar"/>
-          <w:rFonts w:ascii="Times New Roman" w:eastAsia="IBM Plex Mono" w:hAnsi="Times New Roman" w:cs="Times New Roman"/>
-          <w:bCs/>
-          <w:color w:val="000000"/>
-          <w:sz w:val="28"/>
-          <w:szCs w:val="28"/>
-          <w:lang w:val="en-US"/>
-        </w:rPr>
-        <w:t>unary_expr</w:t>
-      </w:r>
-      <w:proofErr w:type="spellEnd"/>
-      <w:r>
-        <w:rPr>
-          <w:rStyle w:val="VerbatimChar"/>
-          <w:rFonts w:ascii="Times New Roman" w:eastAsia="IBM Plex Mono" w:hAnsi="Times New Roman" w:cs="Times New Roman"/>
-          <w:bCs/>
-          <w:color w:val="000000"/>
-          <w:sz w:val="28"/>
-          <w:szCs w:val="28"/>
-          <w:lang w:val="en-US"/>
-        </w:rPr>
-        <w:t>&gt;          ::= [ "!" | "-" | "+" ] &lt;</w:t>
-      </w:r>
-      <w:proofErr w:type="spellStart"/>
-      <w:r>
-        <w:rPr>
-          <w:rStyle w:val="VerbatimChar"/>
-          <w:rFonts w:ascii="Times New Roman" w:eastAsia="IBM Plex Mono" w:hAnsi="Times New Roman" w:cs="Times New Roman"/>
-          <w:bCs/>
-          <w:color w:val="000000"/>
-          <w:sz w:val="28"/>
-          <w:szCs w:val="28"/>
-          <w:lang w:val="en-US"/>
-        </w:rPr>
-        <w:t>primary_expr</w:t>
-      </w:r>
-      <w:proofErr w:type="spellEnd"/>
-      <w:r>
-        <w:rPr>
-          <w:rStyle w:val="VerbatimChar"/>
-          <w:rFonts w:ascii="Times New Roman" w:eastAsia="IBM Plex Mono" w:hAnsi="Times New Roman" w:cs="Times New Roman"/>
-          <w:bCs/>
-          <w:color w:val="000000"/>
-          <w:sz w:val="28"/>
-          <w:szCs w:val="28"/>
-          <w:lang w:val="en-US"/>
-        </w:rPr>
-        <w:t>&gt;</w:t>
+        <w:t>&lt;unary_expr&gt;          ::= [ "!" | "-" | "+" ] &lt;primary_expr&gt;</w:t>
       </w:r>
       <w:r>
         <w:rPr>
@@ -2050,59 +948,7 @@
           <w:lang w:val="en-US"/>
         </w:rPr>
         <w:br/>
-        <w:t>&lt;</w:t>
-      </w:r>
-      <w:proofErr w:type="spellStart"/>
-      <w:r>
-        <w:rPr>
-          <w:rStyle w:val="VerbatimChar"/>
-          <w:rFonts w:ascii="Times New Roman" w:eastAsia="IBM Plex Mono" w:hAnsi="Times New Roman" w:cs="Times New Roman"/>
-          <w:bCs/>
-          <w:color w:val="000000"/>
-          <w:sz w:val="28"/>
-          <w:szCs w:val="28"/>
-          <w:lang w:val="en-US"/>
-        </w:rPr>
-        <w:t>primary_expr</w:t>
-      </w:r>
-      <w:proofErr w:type="spellEnd"/>
-      <w:r>
-        <w:rPr>
-          <w:rStyle w:val="VerbatimChar"/>
-          <w:rFonts w:ascii="Times New Roman" w:eastAsia="IBM Plex Mono" w:hAnsi="Times New Roman" w:cs="Times New Roman"/>
-          <w:bCs/>
-          <w:color w:val="000000"/>
-          <w:sz w:val="28"/>
-          <w:szCs w:val="28"/>
-          <w:lang w:val="en-US"/>
-        </w:rPr>
-        <w:t>&gt;        ::= &lt;id&gt; | &lt;number&gt; | &lt;string&gt; | "(" &lt;expression&gt; ")" | &lt;</w:t>
-      </w:r>
-      <w:proofErr w:type="spellStart"/>
-      <w:r>
-        <w:rPr>
-          <w:rStyle w:val="VerbatimChar"/>
-          <w:rFonts w:ascii="Times New Roman" w:eastAsia="IBM Plex Mono" w:hAnsi="Times New Roman" w:cs="Times New Roman"/>
-          <w:bCs/>
-          <w:color w:val="000000"/>
-          <w:sz w:val="28"/>
-          <w:szCs w:val="28"/>
-          <w:lang w:val="en-US"/>
-        </w:rPr>
-        <w:t>func_call</w:t>
-      </w:r>
-      <w:proofErr w:type="spellEnd"/>
-      <w:r>
-        <w:rPr>
-          <w:rStyle w:val="VerbatimChar"/>
-          <w:rFonts w:ascii="Times New Roman" w:eastAsia="IBM Plex Mono" w:hAnsi="Times New Roman" w:cs="Times New Roman"/>
-          <w:bCs/>
-          <w:color w:val="000000"/>
-          <w:sz w:val="28"/>
-          <w:szCs w:val="28"/>
-          <w:lang w:val="en-US"/>
-        </w:rPr>
-        <w:t>&gt;</w:t>
+        <w:t>&lt;primary_expr&gt;        ::= &lt;id&gt; | &lt;number&gt; | &lt;string&gt; | "(" &lt;expression&gt; ")" | &lt;func_call&gt;</w:t>
       </w:r>
       <w:r>
         <w:rPr>
@@ -2115,59 +961,7 @@
           <w:lang w:val="en-US"/>
         </w:rPr>
         <w:br/>
-        <w:t>&lt;</w:t>
-      </w:r>
-      <w:proofErr w:type="spellStart"/>
-      <w:r>
-        <w:rPr>
-          <w:rStyle w:val="VerbatimChar"/>
-          <w:rFonts w:ascii="Times New Roman" w:eastAsia="IBM Plex Mono" w:hAnsi="Times New Roman" w:cs="Times New Roman"/>
-          <w:bCs/>
-          <w:color w:val="000000"/>
-          <w:sz w:val="28"/>
-          <w:szCs w:val="28"/>
-          <w:lang w:val="en-US"/>
-        </w:rPr>
-        <w:t>func_call</w:t>
-      </w:r>
-      <w:proofErr w:type="spellEnd"/>
-      <w:r>
-        <w:rPr>
-          <w:rStyle w:val="VerbatimChar"/>
-          <w:rFonts w:ascii="Times New Roman" w:eastAsia="IBM Plex Mono" w:hAnsi="Times New Roman" w:cs="Times New Roman"/>
-          <w:bCs/>
-          <w:color w:val="000000"/>
-          <w:sz w:val="28"/>
-          <w:szCs w:val="28"/>
-          <w:lang w:val="en-US"/>
-        </w:rPr>
-        <w:t>&gt;           ::= &lt;id&gt; "(" [&lt;</w:t>
-      </w:r>
-      <w:proofErr w:type="spellStart"/>
-      <w:r>
-        <w:rPr>
-          <w:rStyle w:val="VerbatimChar"/>
-          <w:rFonts w:ascii="Times New Roman" w:eastAsia="IBM Plex Mono" w:hAnsi="Times New Roman" w:cs="Times New Roman"/>
-          <w:bCs/>
-          <w:color w:val="000000"/>
-          <w:sz w:val="28"/>
-          <w:szCs w:val="28"/>
-          <w:lang w:val="en-US"/>
-        </w:rPr>
-        <w:t>arg_list</w:t>
-      </w:r>
-      <w:proofErr w:type="spellEnd"/>
-      <w:r>
-        <w:rPr>
-          <w:rStyle w:val="VerbatimChar"/>
-          <w:rFonts w:ascii="Times New Roman" w:eastAsia="IBM Plex Mono" w:hAnsi="Times New Roman" w:cs="Times New Roman"/>
-          <w:bCs/>
-          <w:color w:val="000000"/>
-          <w:sz w:val="28"/>
-          <w:szCs w:val="28"/>
-          <w:lang w:val="en-US"/>
-        </w:rPr>
-        <w:t>&gt;] ")"</w:t>
+        <w:t>&lt;func_call&gt;           ::= &lt;id&gt; "(" [&lt;arg_list&gt;] ")"</w:t>
       </w:r>
       <w:r>
         <w:rPr>
@@ -2180,33 +974,7 @@
           <w:lang w:val="en-US"/>
         </w:rPr>
         <w:br/>
-        <w:t>&lt;</w:t>
-      </w:r>
-      <w:proofErr w:type="spellStart"/>
-      <w:r>
-        <w:rPr>
-          <w:rStyle w:val="VerbatimChar"/>
-          <w:rFonts w:ascii="Times New Roman" w:eastAsia="IBM Plex Mono" w:hAnsi="Times New Roman" w:cs="Times New Roman"/>
-          <w:bCs/>
-          <w:color w:val="000000"/>
-          <w:sz w:val="28"/>
-          <w:szCs w:val="28"/>
-          <w:lang w:val="en-US"/>
-        </w:rPr>
-        <w:t>param_list</w:t>
-      </w:r>
-      <w:proofErr w:type="spellEnd"/>
-      <w:r>
-        <w:rPr>
-          <w:rStyle w:val="VerbatimChar"/>
-          <w:rFonts w:ascii="Times New Roman" w:eastAsia="IBM Plex Mono" w:hAnsi="Times New Roman" w:cs="Times New Roman"/>
-          <w:bCs/>
-          <w:color w:val="000000"/>
-          <w:sz w:val="28"/>
-          <w:szCs w:val="28"/>
-          <w:lang w:val="en-US"/>
-        </w:rPr>
-        <w:t>&gt;          ::= &lt;param&gt; { "," &lt;param&gt; }</w:t>
+        <w:t>&lt;param_list&gt;          ::= &lt;param&gt; { "," &lt;param&gt; }</w:t>
       </w:r>
       <w:r>
         <w:rPr>
@@ -2232,33 +1000,7 @@
           <w:lang w:val="en-US"/>
         </w:rPr>
         <w:br/>
-        <w:t>&lt;</w:t>
-      </w:r>
-      <w:proofErr w:type="spellStart"/>
-      <w:r>
-        <w:rPr>
-          <w:rStyle w:val="VerbatimChar"/>
-          <w:rFonts w:ascii="Times New Roman" w:eastAsia="IBM Plex Mono" w:hAnsi="Times New Roman" w:cs="Times New Roman"/>
-          <w:bCs/>
-          <w:color w:val="000000"/>
-          <w:sz w:val="28"/>
-          <w:szCs w:val="28"/>
-          <w:lang w:val="en-US"/>
-        </w:rPr>
-        <w:t>arg_list</w:t>
-      </w:r>
-      <w:proofErr w:type="spellEnd"/>
-      <w:r>
-        <w:rPr>
-          <w:rStyle w:val="VerbatimChar"/>
-          <w:rFonts w:ascii="Times New Roman" w:eastAsia="IBM Plex Mono" w:hAnsi="Times New Roman" w:cs="Times New Roman"/>
-          <w:bCs/>
-          <w:color w:val="000000"/>
-          <w:sz w:val="28"/>
-          <w:szCs w:val="28"/>
-          <w:lang w:val="en-US"/>
-        </w:rPr>
-        <w:t>&gt;            ::= &lt;expression&gt; { "," &lt;expression&gt; }</w:t>
+        <w:t>&lt;arg_list&gt;            ::= &lt;expression&gt; { "," &lt;expression&gt; }</w:t>
       </w:r>
       <w:r>
         <w:rPr>
@@ -2271,33 +1013,7 @@
           <w:lang w:val="en-US"/>
         </w:rPr>
         <w:br/>
-        <w:t>&lt;type&gt;                ::= "</w:t>
-      </w:r>
-      <w:proofErr w:type="spellStart"/>
-      <w:r>
-        <w:rPr>
-          <w:rStyle w:val="VerbatimChar"/>
-          <w:rFonts w:ascii="Times New Roman" w:eastAsia="IBM Plex Mono" w:hAnsi="Times New Roman" w:cs="Times New Roman"/>
-          <w:bCs/>
-          <w:color w:val="000000"/>
-          <w:sz w:val="28"/>
-          <w:szCs w:val="28"/>
-          <w:lang w:val="en-US"/>
-        </w:rPr>
-        <w:t>int"|"float"|"double"|"char"|"bool"|"void"|"string</w:t>
-      </w:r>
-      <w:proofErr w:type="spellEnd"/>
-      <w:r>
-        <w:rPr>
-          <w:rStyle w:val="VerbatimChar"/>
-          <w:rFonts w:ascii="Times New Roman" w:eastAsia="IBM Plex Mono" w:hAnsi="Times New Roman" w:cs="Times New Roman"/>
-          <w:bCs/>
-          <w:color w:val="000000"/>
-          <w:sz w:val="28"/>
-          <w:szCs w:val="28"/>
-          <w:lang w:val="en-US"/>
-        </w:rPr>
-        <w:t>"</w:t>
+        <w:t>&lt;type&gt;                ::= "int"|"float"|"double"|"char"|"bool"|"void"|"string"</w:t>
       </w:r>
       <w:r>
         <w:rPr>
@@ -2465,47 +1181,7 @@
           <w:szCs w:val="28"/>
           <w:lang w:val="en-US"/>
         </w:rPr>
-        <w:t>{</w:t>
-      </w:r>
-      <w:proofErr w:type="spellStart"/>
-      <w:proofErr w:type="gramStart"/>
-      <w:r>
-        <w:rPr>
-          <w:rStyle w:val="VerbatimChar"/>
-          <w:rFonts w:ascii="Times New Roman" w:eastAsia="IBM Plex Mono" w:hAnsi="Times New Roman" w:cs="Times New Roman"/>
-          <w:bCs/>
-          <w:color w:val="000000"/>
-          <w:sz w:val="28"/>
-          <w:szCs w:val="28"/>
-          <w:lang w:val="en-US"/>
-        </w:rPr>
-        <w:t>int,float</w:t>
-      </w:r>
-      <w:proofErr w:type="gramEnd"/>
-      <w:r>
-        <w:rPr>
-          <w:rStyle w:val="VerbatimChar"/>
-          <w:rFonts w:ascii="Times New Roman" w:eastAsia="IBM Plex Mono" w:hAnsi="Times New Roman" w:cs="Times New Roman"/>
-          <w:bCs/>
-          <w:color w:val="000000"/>
-          <w:sz w:val="28"/>
-          <w:szCs w:val="28"/>
-          <w:lang w:val="en-US"/>
-        </w:rPr>
-        <w:t>,double,char,bool,void,string</w:t>
-      </w:r>
-      <w:proofErr w:type="spellEnd"/>
-      <w:r>
-        <w:rPr>
-          <w:rStyle w:val="VerbatimChar"/>
-          <w:rFonts w:ascii="Times New Roman" w:eastAsia="IBM Plex Mono" w:hAnsi="Times New Roman" w:cs="Times New Roman"/>
-          <w:bCs/>
-          <w:color w:val="000000"/>
-          <w:sz w:val="28"/>
-          <w:szCs w:val="28"/>
-          <w:lang w:val="en-US"/>
-        </w:rPr>
-        <w:t>}</w:t>
+        <w:t>{int,float,double,char,bool,void,string}</w:t>
       </w:r>
     </w:p>
     <w:p>
@@ -2859,29 +1535,7 @@
           <w:sz w:val="28"/>
           <w:szCs w:val="28"/>
         </w:rPr>
-        <w:t>Использован метод рекурсивного спуска (</w:t>
-      </w:r>
-      <w:proofErr w:type="gramStart"/>
-      <w:r>
-        <w:rPr>
-          <w:rFonts w:ascii="Times New Roman" w:eastAsia="inter" w:hAnsi="Times New Roman" w:cs="Times New Roman"/>
-          <w:bCs/>
-          <w:color w:val="000000"/>
-          <w:sz w:val="28"/>
-          <w:szCs w:val="28"/>
-        </w:rPr>
-        <w:t>LL(</w:t>
-      </w:r>
-      <w:proofErr w:type="gramEnd"/>
-      <w:r>
-        <w:rPr>
-          <w:rFonts w:ascii="Times New Roman" w:eastAsia="inter" w:hAnsi="Times New Roman" w:cs="Times New Roman"/>
-          <w:bCs/>
-          <w:color w:val="000000"/>
-          <w:sz w:val="28"/>
-          <w:szCs w:val="28"/>
-        </w:rPr>
-        <w:t>1)) благодаря его простоте и читаемости. Позволяет легко расширять и отлаживать анализатор.</w:t>
+        <w:t>Использован метод рекурсивного спуска (LL(1)) благодаря его простоте и читаемости. Позволяет легко расширять и отлаживать анализатор.</w:t>
       </w:r>
     </w:p>
     <w:p>
@@ -2922,7 +1576,6 @@
           <w:szCs w:val="28"/>
         </w:rPr>
       </w:pPr>
-      <w:proofErr w:type="spellStart"/>
       <w:r>
         <w:rPr>
           <w:rFonts w:ascii="Times New Roman" w:eastAsia="inter" w:hAnsi="Times New Roman" w:cs="Times New Roman"/>
@@ -2932,20 +1585,8 @@
           <w:szCs w:val="28"/>
         </w:rPr>
         <w:lastRenderedPageBreak/>
-        <w:t>Lexer</w:t>
-      </w:r>
-      <w:proofErr w:type="spellEnd"/>
-      <w:r>
-        <w:rPr>
-          <w:rFonts w:ascii="Times New Roman" w:eastAsia="inter" w:hAnsi="Times New Roman" w:cs="Times New Roman"/>
-          <w:bCs/>
-          <w:color w:val="000000"/>
-          <w:sz w:val="28"/>
-          <w:szCs w:val="28"/>
-        </w:rPr>
-        <w:t xml:space="preserve"> (ЛР1) → превращает исходный текст в поток </w:t>
-      </w:r>
-      <w:proofErr w:type="spellStart"/>
+        <w:t xml:space="preserve">Lexer (ЛР1) → превращает исходный текст в поток </w:t>
+      </w:r>
       <w:r>
         <w:rPr>
           <w:rStyle w:val="VerbatimChar"/>
@@ -2958,7 +1599,6 @@
         </w:rPr>
         <w:t>Token</w:t>
       </w:r>
-      <w:proofErr w:type="spellEnd"/>
     </w:p>
     <w:p>
       <w:pPr>
@@ -2974,49 +1614,15 @@
           <w:szCs w:val="28"/>
         </w:rPr>
       </w:pPr>
-      <w:proofErr w:type="spellStart"/>
-      <w:r>
-        <w:rPr>
-          <w:rFonts w:ascii="Times New Roman" w:eastAsia="inter" w:hAnsi="Times New Roman" w:cs="Times New Roman"/>
-          <w:bCs/>
-          <w:color w:val="000000"/>
-          <w:sz w:val="28"/>
-          <w:szCs w:val="28"/>
-        </w:rPr>
-        <w:t>Parser</w:t>
-      </w:r>
-      <w:proofErr w:type="spellEnd"/>
-      <w:r>
-        <w:rPr>
-          <w:rFonts w:ascii="Times New Roman" w:eastAsia="inter" w:hAnsi="Times New Roman" w:cs="Times New Roman"/>
-          <w:bCs/>
-          <w:color w:val="000000"/>
-          <w:sz w:val="28"/>
-          <w:szCs w:val="28"/>
-        </w:rPr>
-        <w:t xml:space="preserve"> → рекурсивные функции для каждого </w:t>
-      </w:r>
-      <w:proofErr w:type="spellStart"/>
-      <w:r>
-        <w:rPr>
-          <w:rFonts w:ascii="Times New Roman" w:eastAsia="inter" w:hAnsi="Times New Roman" w:cs="Times New Roman"/>
-          <w:bCs/>
-          <w:color w:val="000000"/>
-          <w:sz w:val="28"/>
-          <w:szCs w:val="28"/>
-        </w:rPr>
-        <w:t>нетерминала</w:t>
-      </w:r>
-      <w:proofErr w:type="spellEnd"/>
-      <w:r>
-        <w:rPr>
-          <w:rFonts w:ascii="Times New Roman" w:eastAsia="inter" w:hAnsi="Times New Roman" w:cs="Times New Roman"/>
-          <w:bCs/>
-          <w:color w:val="000000"/>
-          <w:sz w:val="28"/>
-          <w:szCs w:val="28"/>
-        </w:rPr>
-        <w:t>, строящие AST</w:t>
+      <w:r>
+        <w:rPr>
+          <w:rFonts w:ascii="Times New Roman" w:eastAsia="inter" w:hAnsi="Times New Roman" w:cs="Times New Roman"/>
+          <w:bCs/>
+          <w:color w:val="000000"/>
+          <w:sz w:val="28"/>
+          <w:szCs w:val="28"/>
+        </w:rPr>
+        <w:t>Parser → рекурсивные функции для каждого нетерминала, строящие AST</w:t>
       </w:r>
     </w:p>
     <w:p>
@@ -3033,27 +1639,15 @@
           <w:szCs w:val="28"/>
         </w:rPr>
       </w:pPr>
-      <w:proofErr w:type="spellStart"/>
-      <w:r>
-        <w:rPr>
-          <w:rFonts w:ascii="Times New Roman" w:eastAsia="inter" w:hAnsi="Times New Roman" w:cs="Times New Roman"/>
-          <w:bCs/>
-          <w:color w:val="000000"/>
-          <w:sz w:val="28"/>
-          <w:szCs w:val="28"/>
-        </w:rPr>
-        <w:t>ASTNode</w:t>
-      </w:r>
-      <w:proofErr w:type="spellEnd"/>
-      <w:r>
-        <w:rPr>
-          <w:rFonts w:ascii="Times New Roman" w:eastAsia="inter" w:hAnsi="Times New Roman" w:cs="Times New Roman"/>
-          <w:bCs/>
-          <w:color w:val="000000"/>
-          <w:sz w:val="28"/>
-          <w:szCs w:val="28"/>
-        </w:rPr>
-        <w:t xml:space="preserve"> → структура для представления дерева разбора</w:t>
+      <w:r>
+        <w:rPr>
+          <w:rFonts w:ascii="Times New Roman" w:eastAsia="inter" w:hAnsi="Times New Roman" w:cs="Times New Roman"/>
+          <w:bCs/>
+          <w:color w:val="000000"/>
+          <w:sz w:val="28"/>
+          <w:szCs w:val="28"/>
+        </w:rPr>
+        <w:t>ASTNode → структура для представления дерева разбора</w:t>
       </w:r>
     </w:p>
     <w:p>
@@ -3070,29 +1664,16 @@
           <w:szCs w:val="28"/>
         </w:rPr>
       </w:pPr>
-      <w:proofErr w:type="spellStart"/>
-      <w:r>
-        <w:rPr>
-          <w:rFonts w:ascii="Times New Roman" w:eastAsia="inter" w:hAnsi="Times New Roman" w:cs="Times New Roman"/>
-          <w:bCs/>
-          <w:color w:val="000000"/>
-          <w:sz w:val="28"/>
-          <w:szCs w:val="28"/>
-        </w:rPr>
-        <w:t>main</w:t>
-      </w:r>
-      <w:proofErr w:type="spellEnd"/>
-      <w:r>
-        <w:rPr>
-          <w:rFonts w:ascii="Times New Roman" w:eastAsia="inter" w:hAnsi="Times New Roman" w:cs="Times New Roman"/>
-          <w:bCs/>
-          <w:color w:val="000000"/>
-          <w:sz w:val="28"/>
-          <w:szCs w:val="28"/>
-        </w:rPr>
-        <w:t xml:space="preserve"> → CLI: чтение файла, запуск </w:t>
-      </w:r>
-      <w:proofErr w:type="spellStart"/>
+      <w:r>
+        <w:rPr>
+          <w:rFonts w:ascii="Times New Roman" w:eastAsia="inter" w:hAnsi="Times New Roman" w:cs="Times New Roman"/>
+          <w:bCs/>
+          <w:color w:val="000000"/>
+          <w:sz w:val="28"/>
+          <w:szCs w:val="28"/>
+        </w:rPr>
+        <w:t xml:space="preserve">main → CLI: чтение файла, запуск </w:t>
+      </w:r>
       <w:r>
         <w:rPr>
           <w:rStyle w:val="VerbatimChar"/>
@@ -3105,7 +1686,6 @@
         </w:rPr>
         <w:t>Parser</w:t>
       </w:r>
-      <w:proofErr w:type="spellEnd"/>
       <w:r>
         <w:rPr>
           <w:rFonts w:ascii="Times New Roman" w:eastAsia="inter" w:hAnsi="Times New Roman" w:cs="Times New Roman"/>
@@ -3151,59 +1731,7 @@
           <w:lang w:val="en-US"/>
         </w:rPr>
         <w:br/>
-        <w:t xml:space="preserve">    </w:t>
-      </w:r>
-      <w:proofErr w:type="gramStart"/>
-      <w:r>
-        <w:rPr>
-          <w:rStyle w:val="VerbatimChar"/>
-          <w:rFonts w:ascii="Times New Roman" w:eastAsia="IBM Plex Mono" w:hAnsi="Times New Roman" w:cs="Times New Roman"/>
-          <w:bCs/>
-          <w:color w:val="000000"/>
-          <w:sz w:val="28"/>
-          <w:szCs w:val="28"/>
-          <w:lang w:val="en-US"/>
-        </w:rPr>
-        <w:t>A[</w:t>
-      </w:r>
-      <w:proofErr w:type="gramEnd"/>
-      <w:r>
-        <w:rPr>
-          <w:rStyle w:val="VerbatimChar"/>
-          <w:rFonts w:ascii="Times New Roman" w:eastAsia="IBM Plex Mono" w:hAnsi="Times New Roman" w:cs="Times New Roman"/>
-          <w:bCs/>
-          <w:color w:val="000000"/>
-          <w:sz w:val="28"/>
-          <w:szCs w:val="28"/>
-          <w:lang w:val="en-US"/>
-        </w:rPr>
-        <w:t>Source Code] --&gt; B[</w:t>
-      </w:r>
-      <w:proofErr w:type="spellStart"/>
-      <w:r>
-        <w:rPr>
-          <w:rStyle w:val="VerbatimChar"/>
-          <w:rFonts w:ascii="Times New Roman" w:eastAsia="IBM Plex Mono" w:hAnsi="Times New Roman" w:cs="Times New Roman"/>
-          <w:bCs/>
-          <w:color w:val="000000"/>
-          <w:sz w:val="28"/>
-          <w:szCs w:val="28"/>
-          <w:lang w:val="en-US"/>
-        </w:rPr>
-        <w:t>Lexer</w:t>
-      </w:r>
-      <w:proofErr w:type="spellEnd"/>
-      <w:r>
-        <w:rPr>
-          <w:rStyle w:val="VerbatimChar"/>
-          <w:rFonts w:ascii="Times New Roman" w:eastAsia="IBM Plex Mono" w:hAnsi="Times New Roman" w:cs="Times New Roman"/>
-          <w:bCs/>
-          <w:color w:val="000000"/>
-          <w:sz w:val="28"/>
-          <w:szCs w:val="28"/>
-          <w:lang w:val="en-US"/>
-        </w:rPr>
-        <w:t>]</w:t>
+        <w:t xml:space="preserve">    A[Source Code] --&gt; B[Lexer]</w:t>
       </w:r>
       <w:r>
         <w:rPr>
@@ -3255,33 +1783,7 @@
           <w:lang w:val="en-US"/>
         </w:rPr>
         <w:br/>
-        <w:t xml:space="preserve">    D --&gt; F[Console or .</w:t>
-      </w:r>
-      <w:proofErr w:type="spellStart"/>
-      <w:r>
-        <w:rPr>
-          <w:rStyle w:val="VerbatimChar"/>
-          <w:rFonts w:ascii="Times New Roman" w:eastAsia="IBM Plex Mono" w:hAnsi="Times New Roman" w:cs="Times New Roman"/>
-          <w:bCs/>
-          <w:color w:val="000000"/>
-          <w:sz w:val="28"/>
-          <w:szCs w:val="28"/>
-          <w:lang w:val="en-US"/>
-        </w:rPr>
-        <w:t>ast</w:t>
-      </w:r>
-      <w:proofErr w:type="spellEnd"/>
-      <w:r>
-        <w:rPr>
-          <w:rStyle w:val="VerbatimChar"/>
-          <w:rFonts w:ascii="Times New Roman" w:eastAsia="IBM Plex Mono" w:hAnsi="Times New Roman" w:cs="Times New Roman"/>
-          <w:bCs/>
-          <w:color w:val="000000"/>
-          <w:sz w:val="28"/>
-          <w:szCs w:val="28"/>
-          <w:lang w:val="en-US"/>
-        </w:rPr>
-        <w:t xml:space="preserve"> file]</w:t>
+        <w:t xml:space="preserve">    D --&gt; F[Console or .ast file]</w:t>
       </w:r>
       <w:r>
         <w:rPr>
@@ -3353,29 +1855,7 @@
           <w:sz w:val="28"/>
           <w:szCs w:val="28"/>
         </w:rPr>
-        <w:t>2.3.1 Лексический анализатор (</w:t>
-      </w:r>
-      <w:proofErr w:type="spellStart"/>
-      <w:r>
-        <w:rPr>
-          <w:rFonts w:ascii="Times New Roman" w:eastAsia="inter" w:hAnsi="Times New Roman" w:cs="Times New Roman"/>
-          <w:bCs/>
-          <w:color w:val="000000"/>
-          <w:sz w:val="28"/>
-          <w:szCs w:val="28"/>
-        </w:rPr>
-        <w:t>Lexer</w:t>
-      </w:r>
-      <w:proofErr w:type="spellEnd"/>
-      <w:r>
-        <w:rPr>
-          <w:rFonts w:ascii="Times New Roman" w:eastAsia="inter" w:hAnsi="Times New Roman" w:cs="Times New Roman"/>
-          <w:bCs/>
-          <w:color w:val="000000"/>
-          <w:sz w:val="28"/>
-          <w:szCs w:val="28"/>
-        </w:rPr>
-        <w:t>)</w:t>
+        <w:t>2.3.1 Лексический анализатор (Lexer)</w:t>
       </w:r>
       <w:bookmarkEnd w:id="7"/>
     </w:p>
@@ -3428,8 +1908,6 @@
         </w:rPr>
         <w:t>Хеширование ключевых слов (</w:t>
       </w:r>
-      <w:proofErr w:type="spellStart"/>
-      <w:proofErr w:type="gramStart"/>
       <w:r>
         <w:rPr>
           <w:rStyle w:val="VerbatimChar"/>
@@ -3440,36 +1918,8 @@
           <w:szCs w:val="28"/>
           <w:shd w:val="clear" w:color="auto" w:fill="F8F8FA"/>
         </w:rPr>
-        <w:t>std</w:t>
-      </w:r>
-      <w:proofErr w:type="spellEnd"/>
-      <w:r>
-        <w:rPr>
-          <w:rStyle w:val="VerbatimChar"/>
-          <w:rFonts w:ascii="Times New Roman" w:eastAsia="IBM Plex Mono" w:hAnsi="Times New Roman" w:cs="Times New Roman"/>
-          <w:bCs/>
-          <w:color w:val="000000"/>
-          <w:sz w:val="28"/>
-          <w:szCs w:val="28"/>
-          <w:shd w:val="clear" w:color="auto" w:fill="F8F8FA"/>
-        </w:rPr>
-        <w:t>::</w:t>
-      </w:r>
-      <w:proofErr w:type="spellStart"/>
-      <w:proofErr w:type="gramEnd"/>
-      <w:r>
-        <w:rPr>
-          <w:rStyle w:val="VerbatimChar"/>
-          <w:rFonts w:ascii="Times New Roman" w:eastAsia="IBM Plex Mono" w:hAnsi="Times New Roman" w:cs="Times New Roman"/>
-          <w:bCs/>
-          <w:color w:val="000000"/>
-          <w:sz w:val="28"/>
-          <w:szCs w:val="28"/>
-          <w:shd w:val="clear" w:color="auto" w:fill="F8F8FA"/>
-        </w:rPr>
-        <w:t>unordered_set</w:t>
-      </w:r>
-      <w:proofErr w:type="spellEnd"/>
+        <w:t>std::unordered_set</w:t>
+      </w:r>
       <w:r>
         <w:rPr>
           <w:rFonts w:ascii="Times New Roman" w:eastAsia="inter" w:hAnsi="Times New Roman" w:cs="Times New Roman"/>
@@ -3503,41 +1953,7 @@
           <w:sz w:val="28"/>
           <w:szCs w:val="28"/>
         </w:rPr>
-        <w:t xml:space="preserve">Бинарный поиск операторов в отсортированном векторе для </w:t>
-      </w:r>
-      <w:proofErr w:type="gramStart"/>
-      <w:r>
-        <w:rPr>
-          <w:rFonts w:ascii="Times New Roman" w:eastAsia="inter" w:hAnsi="Times New Roman" w:cs="Times New Roman"/>
-          <w:bCs/>
-          <w:color w:val="000000"/>
-          <w:sz w:val="28"/>
-          <w:szCs w:val="28"/>
-        </w:rPr>
-        <w:t>O(</w:t>
-      </w:r>
-      <w:proofErr w:type="spellStart"/>
-      <w:proofErr w:type="gramEnd"/>
-      <w:r>
-        <w:rPr>
-          <w:rFonts w:ascii="Times New Roman" w:eastAsia="inter" w:hAnsi="Times New Roman" w:cs="Times New Roman"/>
-          <w:bCs/>
-          <w:color w:val="000000"/>
-          <w:sz w:val="28"/>
-          <w:szCs w:val="28"/>
-        </w:rPr>
-        <w:t>log</w:t>
-      </w:r>
-      <w:proofErr w:type="spellEnd"/>
-      <w:r>
-        <w:rPr>
-          <w:rFonts w:ascii="Times New Roman" w:eastAsia="inter" w:hAnsi="Times New Roman" w:cs="Times New Roman"/>
-          <w:bCs/>
-          <w:color w:val="000000"/>
-          <w:sz w:val="28"/>
-          <w:szCs w:val="28"/>
-        </w:rPr>
-        <w:t xml:space="preserve"> n).</w:t>
+        <w:t>Бинарный поиск операторов в отсортированном векторе для O(log n).</w:t>
       </w:r>
     </w:p>
     <w:p>
@@ -3629,29 +2045,7 @@
           <w:sz w:val="28"/>
           <w:szCs w:val="28"/>
         </w:rPr>
-        <w:t>2.3.2 Синтаксический анализатор (</w:t>
-      </w:r>
-      <w:proofErr w:type="spellStart"/>
-      <w:r>
-        <w:rPr>
-          <w:rFonts w:ascii="Times New Roman" w:eastAsia="inter" w:hAnsi="Times New Roman" w:cs="Times New Roman"/>
-          <w:bCs/>
-          <w:color w:val="000000"/>
-          <w:sz w:val="28"/>
-          <w:szCs w:val="28"/>
-        </w:rPr>
-        <w:t>Parser</w:t>
-      </w:r>
-      <w:proofErr w:type="spellEnd"/>
-      <w:r>
-        <w:rPr>
-          <w:rFonts w:ascii="Times New Roman" w:eastAsia="inter" w:hAnsi="Times New Roman" w:cs="Times New Roman"/>
-          <w:bCs/>
-          <w:color w:val="000000"/>
-          <w:sz w:val="28"/>
-          <w:szCs w:val="28"/>
-        </w:rPr>
-        <w:t>)</w:t>
+        <w:t>2.3.2 Синтаксический анализатор (Parser)</w:t>
       </w:r>
       <w:bookmarkEnd w:id="8"/>
     </w:p>
@@ -3670,8 +2064,6 @@
           <w:lang w:val="en-US"/>
         </w:rPr>
       </w:pPr>
-      <w:proofErr w:type="spellStart"/>
-      <w:proofErr w:type="gramStart"/>
       <w:r>
         <w:rPr>
           <w:rStyle w:val="VerbatimChar"/>
@@ -3683,9 +2075,40 @@
           <w:shd w:val="clear" w:color="auto" w:fill="F8F8FA"/>
           <w:lang w:val="en-US"/>
         </w:rPr>
-        <w:t>parseProgram</w:t>
-      </w:r>
-      <w:proofErr w:type="spellEnd"/>
+        <w:t>parseProgram()</w:t>
+      </w:r>
+      <w:r>
+        <w:rPr>
+          <w:rFonts w:ascii="Times New Roman" w:eastAsia="inter" w:hAnsi="Times New Roman" w:cs="Times New Roman"/>
+          <w:bCs/>
+          <w:color w:val="000000"/>
+          <w:sz w:val="28"/>
+          <w:szCs w:val="28"/>
+          <w:lang w:val="en-US"/>
+        </w:rPr>
+        <w:t xml:space="preserve"> </w:t>
+      </w:r>
+      <w:r>
+        <w:rPr>
+          <w:rFonts w:ascii="Times New Roman" w:eastAsia="inter" w:hAnsi="Times New Roman" w:cs="Times New Roman"/>
+          <w:bCs/>
+          <w:color w:val="000000"/>
+          <w:sz w:val="28"/>
+          <w:szCs w:val="28"/>
+        </w:rPr>
+        <w:t>запускает</w:t>
+      </w:r>
+      <w:r>
+        <w:rPr>
+          <w:rFonts w:ascii="Times New Roman" w:eastAsia="inter" w:hAnsi="Times New Roman" w:cs="Times New Roman"/>
+          <w:bCs/>
+          <w:color w:val="000000"/>
+          <w:sz w:val="28"/>
+          <w:szCs w:val="28"/>
+          <w:lang w:val="en-US"/>
+        </w:rPr>
+        <w:t xml:space="preserve"> </w:t>
+      </w:r>
       <w:r>
         <w:rPr>
           <w:rStyle w:val="VerbatimChar"/>
@@ -3697,81 +2120,7 @@
           <w:shd w:val="clear" w:color="auto" w:fill="F8F8FA"/>
           <w:lang w:val="en-US"/>
         </w:rPr>
-        <w:t>(</w:t>
-      </w:r>
-      <w:proofErr w:type="gramEnd"/>
-      <w:r>
-        <w:rPr>
-          <w:rStyle w:val="VerbatimChar"/>
-          <w:rFonts w:ascii="Times New Roman" w:eastAsia="IBM Plex Mono" w:hAnsi="Times New Roman" w:cs="Times New Roman"/>
-          <w:bCs/>
-          <w:color w:val="000000"/>
-          <w:sz w:val="28"/>
-          <w:szCs w:val="28"/>
-          <w:shd w:val="clear" w:color="auto" w:fill="F8F8FA"/>
-          <w:lang w:val="en-US"/>
-        </w:rPr>
-        <w:t>)</w:t>
-      </w:r>
-      <w:r>
-        <w:rPr>
-          <w:rFonts w:ascii="Times New Roman" w:eastAsia="inter" w:hAnsi="Times New Roman" w:cs="Times New Roman"/>
-          <w:bCs/>
-          <w:color w:val="000000"/>
-          <w:sz w:val="28"/>
-          <w:szCs w:val="28"/>
-          <w:lang w:val="en-US"/>
-        </w:rPr>
-        <w:t xml:space="preserve"> </w:t>
-      </w:r>
-      <w:r>
-        <w:rPr>
-          <w:rFonts w:ascii="Times New Roman" w:eastAsia="inter" w:hAnsi="Times New Roman" w:cs="Times New Roman"/>
-          <w:bCs/>
-          <w:color w:val="000000"/>
-          <w:sz w:val="28"/>
-          <w:szCs w:val="28"/>
-        </w:rPr>
-        <w:t>запускает</w:t>
-      </w:r>
-      <w:r>
-        <w:rPr>
-          <w:rFonts w:ascii="Times New Roman" w:eastAsia="inter" w:hAnsi="Times New Roman" w:cs="Times New Roman"/>
-          <w:bCs/>
-          <w:color w:val="000000"/>
-          <w:sz w:val="28"/>
-          <w:szCs w:val="28"/>
-          <w:lang w:val="en-US"/>
-        </w:rPr>
-        <w:t xml:space="preserve"> </w:t>
-      </w:r>
-      <w:proofErr w:type="spellStart"/>
-      <w:r>
-        <w:rPr>
-          <w:rStyle w:val="VerbatimChar"/>
-          <w:rFonts w:ascii="Times New Roman" w:eastAsia="IBM Plex Mono" w:hAnsi="Times New Roman" w:cs="Times New Roman"/>
-          <w:bCs/>
-          <w:color w:val="000000"/>
-          <w:sz w:val="28"/>
-          <w:szCs w:val="28"/>
-          <w:shd w:val="clear" w:color="auto" w:fill="F8F8FA"/>
-          <w:lang w:val="en-US"/>
-        </w:rPr>
-        <w:t>parseDeclarationList</w:t>
-      </w:r>
-      <w:proofErr w:type="spellEnd"/>
-      <w:r>
-        <w:rPr>
-          <w:rStyle w:val="VerbatimChar"/>
-          <w:rFonts w:ascii="Times New Roman" w:eastAsia="IBM Plex Mono" w:hAnsi="Times New Roman" w:cs="Times New Roman"/>
-          <w:bCs/>
-          <w:color w:val="000000"/>
-          <w:sz w:val="28"/>
-          <w:szCs w:val="28"/>
-          <w:shd w:val="clear" w:color="auto" w:fill="F8F8FA"/>
-          <w:lang w:val="en-US"/>
-        </w:rPr>
-        <w:t>()</w:t>
+        <w:t>parseDeclarationList()</w:t>
       </w:r>
       <w:r>
         <w:rPr>
@@ -3865,8 +2214,6 @@
           <w:szCs w:val="28"/>
         </w:rPr>
       </w:pPr>
-      <w:proofErr w:type="spellStart"/>
-      <w:proofErr w:type="gramStart"/>
       <w:r>
         <w:rPr>
           <w:rStyle w:val="VerbatimChar"/>
@@ -3877,9 +2224,18 @@
           <w:szCs w:val="28"/>
           <w:shd w:val="clear" w:color="auto" w:fill="F8F8FA"/>
         </w:rPr>
-        <w:t>parseDeclarationList</w:t>
-      </w:r>
-      <w:proofErr w:type="spellEnd"/>
+        <w:t>parseDeclarationList()</w:t>
+      </w:r>
+      <w:r>
+        <w:rPr>
+          <w:rFonts w:ascii="Times New Roman" w:eastAsia="inter" w:hAnsi="Times New Roman" w:cs="Times New Roman"/>
+          <w:bCs/>
+          <w:color w:val="000000"/>
+          <w:sz w:val="28"/>
+          <w:szCs w:val="28"/>
+        </w:rPr>
+        <w:t xml:space="preserve"> циклично вызывает </w:t>
+      </w:r>
       <w:r>
         <w:rPr>
           <w:rStyle w:val="VerbatimChar"/>
@@ -3890,56 +2246,7 @@
           <w:szCs w:val="28"/>
           <w:shd w:val="clear" w:color="auto" w:fill="F8F8FA"/>
         </w:rPr>
-        <w:t>(</w:t>
-      </w:r>
-      <w:proofErr w:type="gramEnd"/>
-      <w:r>
-        <w:rPr>
-          <w:rStyle w:val="VerbatimChar"/>
-          <w:rFonts w:ascii="Times New Roman" w:eastAsia="IBM Plex Mono" w:hAnsi="Times New Roman" w:cs="Times New Roman"/>
-          <w:bCs/>
-          <w:color w:val="000000"/>
-          <w:sz w:val="28"/>
-          <w:szCs w:val="28"/>
-          <w:shd w:val="clear" w:color="auto" w:fill="F8F8FA"/>
-        </w:rPr>
-        <w:t>)</w:t>
-      </w:r>
-      <w:r>
-        <w:rPr>
-          <w:rFonts w:ascii="Times New Roman" w:eastAsia="inter" w:hAnsi="Times New Roman" w:cs="Times New Roman"/>
-          <w:bCs/>
-          <w:color w:val="000000"/>
-          <w:sz w:val="28"/>
-          <w:szCs w:val="28"/>
-        </w:rPr>
-        <w:t xml:space="preserve"> циклично вызывает </w:t>
-      </w:r>
-      <w:proofErr w:type="spellStart"/>
-      <w:r>
-        <w:rPr>
-          <w:rStyle w:val="VerbatimChar"/>
-          <w:rFonts w:ascii="Times New Roman" w:eastAsia="IBM Plex Mono" w:hAnsi="Times New Roman" w:cs="Times New Roman"/>
-          <w:bCs/>
-          <w:color w:val="000000"/>
-          <w:sz w:val="28"/>
-          <w:szCs w:val="28"/>
-          <w:shd w:val="clear" w:color="auto" w:fill="F8F8FA"/>
-        </w:rPr>
-        <w:t>parseDeclaration</w:t>
-      </w:r>
-      <w:proofErr w:type="spellEnd"/>
-      <w:r>
-        <w:rPr>
-          <w:rStyle w:val="VerbatimChar"/>
-          <w:rFonts w:ascii="Times New Roman" w:eastAsia="IBM Plex Mono" w:hAnsi="Times New Roman" w:cs="Times New Roman"/>
-          <w:bCs/>
-          <w:color w:val="000000"/>
-          <w:sz w:val="28"/>
-          <w:szCs w:val="28"/>
-          <w:shd w:val="clear" w:color="auto" w:fill="F8F8FA"/>
-        </w:rPr>
-        <w:t>()</w:t>
+        <w:t>parseDeclaration()</w:t>
       </w:r>
       <w:r>
         <w:rPr>
@@ -3966,8 +2273,6 @@
           <w:szCs w:val="28"/>
         </w:rPr>
       </w:pPr>
-      <w:proofErr w:type="spellStart"/>
-      <w:proofErr w:type="gramStart"/>
       <w:r>
         <w:rPr>
           <w:rStyle w:val="VerbatimChar"/>
@@ -3979,33 +2284,7 @@
           <w:shd w:val="clear" w:color="auto" w:fill="F8F8FA"/>
         </w:rPr>
         <w:lastRenderedPageBreak/>
-        <w:t>parseDeclaration</w:t>
-      </w:r>
-      <w:proofErr w:type="spellEnd"/>
-      <w:r>
-        <w:rPr>
-          <w:rStyle w:val="VerbatimChar"/>
-          <w:rFonts w:ascii="Times New Roman" w:eastAsia="IBM Plex Mono" w:hAnsi="Times New Roman" w:cs="Times New Roman"/>
-          <w:bCs/>
-          <w:color w:val="000000"/>
-          <w:sz w:val="28"/>
-          <w:szCs w:val="28"/>
-          <w:shd w:val="clear" w:color="auto" w:fill="F8F8FA"/>
-        </w:rPr>
-        <w:t>(</w:t>
-      </w:r>
-      <w:proofErr w:type="gramEnd"/>
-      <w:r>
-        <w:rPr>
-          <w:rStyle w:val="VerbatimChar"/>
-          <w:rFonts w:ascii="Times New Roman" w:eastAsia="IBM Plex Mono" w:hAnsi="Times New Roman" w:cs="Times New Roman"/>
-          <w:bCs/>
-          <w:color w:val="000000"/>
-          <w:sz w:val="28"/>
-          <w:szCs w:val="28"/>
-          <w:shd w:val="clear" w:color="auto" w:fill="F8F8FA"/>
-        </w:rPr>
-        <w:t>)</w:t>
+        <w:t>parseDeclaration()</w:t>
       </w:r>
       <w:r>
         <w:rPr>
@@ -4032,8 +2311,6 @@
           <w:szCs w:val="28"/>
         </w:rPr>
       </w:pPr>
-      <w:proofErr w:type="spellStart"/>
-      <w:proofErr w:type="gramStart"/>
       <w:r>
         <w:rPr>
           <w:rStyle w:val="VerbatimChar"/>
@@ -4044,33 +2321,7 @@
           <w:szCs w:val="28"/>
           <w:shd w:val="clear" w:color="auto" w:fill="F8F8FA"/>
         </w:rPr>
-        <w:t>parseStatement</w:t>
-      </w:r>
-      <w:proofErr w:type="spellEnd"/>
-      <w:r>
-        <w:rPr>
-          <w:rStyle w:val="VerbatimChar"/>
-          <w:rFonts w:ascii="Times New Roman" w:eastAsia="IBM Plex Mono" w:hAnsi="Times New Roman" w:cs="Times New Roman"/>
-          <w:bCs/>
-          <w:color w:val="000000"/>
-          <w:sz w:val="28"/>
-          <w:szCs w:val="28"/>
-          <w:shd w:val="clear" w:color="auto" w:fill="F8F8FA"/>
-        </w:rPr>
-        <w:t>(</w:t>
-      </w:r>
-      <w:proofErr w:type="gramEnd"/>
-      <w:r>
-        <w:rPr>
-          <w:rStyle w:val="VerbatimChar"/>
-          <w:rFonts w:ascii="Times New Roman" w:eastAsia="IBM Plex Mono" w:hAnsi="Times New Roman" w:cs="Times New Roman"/>
-          <w:bCs/>
-          <w:color w:val="000000"/>
-          <w:sz w:val="28"/>
-          <w:szCs w:val="28"/>
-          <w:shd w:val="clear" w:color="auto" w:fill="F8F8FA"/>
-        </w:rPr>
-        <w:t>)</w:t>
+        <w:t>parseStatement()</w:t>
       </w:r>
       <w:r>
         <w:rPr>
@@ -4132,8 +2383,6 @@
         </w:rPr>
         <w:t xml:space="preserve">Строит AST узел за узлом, сохраняет позицию </w:t>
       </w:r>
-      <w:proofErr w:type="spellStart"/>
-      <w:proofErr w:type="gramStart"/>
       <w:r>
         <w:rPr>
           <w:rStyle w:val="VerbatimChar"/>
@@ -4146,7 +2395,6 @@
         </w:rPr>
         <w:t>line:col</w:t>
       </w:r>
-      <w:proofErr w:type="spellEnd"/>
       <w:r>
         <w:rPr>
           <w:rFonts w:ascii="Times New Roman" w:eastAsia="inter" w:hAnsi="Times New Roman" w:cs="Times New Roman"/>
@@ -4157,7 +2405,6 @@
         </w:rPr>
         <w:t>.</w:t>
       </w:r>
-      <w:proofErr w:type="gramEnd"/>
     </w:p>
     <w:p>
       <w:pPr>
@@ -4207,7 +2454,6 @@
         </w:rPr>
         <w:t xml:space="preserve">При несовпадении ожидаемого токена выбрасывается </w:t>
       </w:r>
-      <w:proofErr w:type="spellStart"/>
       <w:r>
         <w:rPr>
           <w:rStyle w:val="VerbatimChar"/>
@@ -4220,7 +2466,6 @@
         </w:rPr>
         <w:t>ParseError</w:t>
       </w:r>
-      <w:proofErr w:type="spellEnd"/>
       <w:r>
         <w:rPr>
           <w:rFonts w:ascii="Times New Roman" w:eastAsia="inter" w:hAnsi="Times New Roman" w:cs="Times New Roman"/>
@@ -4420,7 +2665,6 @@
           <w:szCs w:val="28"/>
         </w:rPr>
       </w:pPr>
-      <w:proofErr w:type="gramStart"/>
       <w:r>
         <w:rPr>
           <w:rFonts w:ascii="Times New Roman" w:eastAsia="inter" w:hAnsi="Times New Roman" w:cs="Times New Roman"/>
@@ -4443,7 +2687,6 @@
         </w:rPr>
         <w:t>;</w:t>
       </w:r>
-      <w:proofErr w:type="gramEnd"/>
     </w:p>
     <w:p>
       <w:pPr>
@@ -4810,29 +3053,7 @@
           <w:sz w:val="28"/>
           <w:szCs w:val="28"/>
         </w:rPr>
-        <w:t xml:space="preserve">Предоставляет подробные </w:t>
-      </w:r>
-      <w:proofErr w:type="spellStart"/>
-      <w:r>
-        <w:rPr>
-          <w:rFonts w:ascii="Times New Roman" w:eastAsia="inter" w:hAnsi="Times New Roman" w:cs="Times New Roman"/>
-          <w:bCs/>
-          <w:color w:val="000000"/>
-          <w:sz w:val="28"/>
-          <w:szCs w:val="28"/>
-        </w:rPr>
-        <w:t>логи</w:t>
-      </w:r>
-      <w:proofErr w:type="spellEnd"/>
-      <w:r>
-        <w:rPr>
-          <w:rFonts w:ascii="Times New Roman" w:eastAsia="inter" w:hAnsi="Times New Roman" w:cs="Times New Roman"/>
-          <w:bCs/>
-          <w:color w:val="000000"/>
-          <w:sz w:val="28"/>
-          <w:szCs w:val="28"/>
-        </w:rPr>
-        <w:t xml:space="preserve"> и информативные сообщения об ошибках.</w:t>
+        <w:t>Предоставляет подробные логи и информативные сообщения об ошибках.</w:t>
       </w:r>
     </w:p>
     <w:p>
@@ -4891,6 +3112,53 @@
           <w:szCs w:val="28"/>
         </w:rPr>
         <w:t>.</w:t>
+      </w:r>
+    </w:p>
+    <w:p>
+      <w:pPr>
+        <w:spacing w:before="105" w:after="105" w:line="360" w:lineRule="auto"/>
+        <w:rPr>
+          <w:rFonts w:ascii="Times New Roman" w:hAnsi="Times New Roman" w:cs="Times New Roman"/>
+          <w:sz w:val="28"/>
+          <w:szCs w:val="28"/>
+        </w:rPr>
+      </w:pPr>
+      <w:r>
+        <w:rPr>
+          <w:rFonts w:ascii="Times New Roman" w:eastAsia="inter" w:hAnsi="Times New Roman" w:cs="Times New Roman"/>
+          <w:color w:val="000000"/>
+          <w:sz w:val="28"/>
+          <w:szCs w:val="28"/>
+        </w:rPr>
+        <w:t xml:space="preserve">Ссылка на проект </w:t>
+      </w:r>
+      <w:r>
+        <w:rPr>
+          <w:rFonts w:ascii="Times New Roman" w:eastAsia="inter" w:hAnsi="Times New Roman" w:cs="Times New Roman"/>
+          <w:color w:val="000000"/>
+          <w:sz w:val="28"/>
+          <w:szCs w:val="28"/>
+          <w:lang w:val="en-US"/>
+        </w:rPr>
+        <w:t>git</w:t>
+      </w:r>
+      <w:r>
+        <w:rPr>
+          <w:rFonts w:ascii="Times New Roman" w:eastAsia="inter" w:hAnsi="Times New Roman" w:cs="Times New Roman"/>
+          <w:color w:val="000000"/>
+          <w:sz w:val="28"/>
+          <w:szCs w:val="28"/>
+        </w:rPr>
+        <w:t xml:space="preserve">: </w:t>
+      </w:r>
+      <w:r>
+        <w:rPr>
+          <w:rFonts w:ascii="Times New Roman" w:eastAsia="inter" w:hAnsi="Times New Roman" w:cs="Times New Roman"/>
+          <w:color w:val="000000"/>
+          <w:sz w:val="28"/>
+          <w:szCs w:val="28"/>
+        </w:rPr>
+        <w:t>https://github.com/Skipeptp/microserves/tree/main/lab2</w:t>
       </w:r>
     </w:p>
     <w:sectPr>
